--- a/cryptographic_protocols/docs/reports/lab_05_xor/Ковалев Д.П. ВКБ43 5 лаба.docx
+++ b/cryptographic_protocols/docs/reports/lab_05_xor/Ковалев Д.П. ВКБ43 5 лаба.docx
@@ -4,6 +4,7 @@
   <w:body>
     <w:p>
       <w:pPr>
+        <w:spacing w:after="0"/>
         <w:ind w:firstLine="0"/>
         <w:jc w:val="center"/>
       </w:pPr>
@@ -17,6 +18,7 @@
     </w:p>
     <w:p>
       <w:pPr>
+        <w:spacing w:after="0"/>
         <w:ind w:firstLine="0"/>
         <w:jc w:val="center"/>
       </w:pPr>
@@ -30,6 +32,7 @@
     </w:p>
     <w:p>
       <w:pPr>
+        <w:spacing w:after="0"/>
         <w:ind w:firstLine="0"/>
         <w:jc w:val="center"/>
       </w:pPr>
@@ -43,6 +46,7 @@
     </w:p>
     <w:p>
       <w:pPr>
+        <w:spacing w:after="0"/>
         <w:ind w:firstLine="0"/>
         <w:jc w:val="center"/>
       </w:pPr>
@@ -56,6 +60,7 @@
     </w:p>
     <w:p>
       <w:pPr>
+        <w:spacing w:after="0"/>
         <w:ind w:firstLine="0"/>
         <w:jc w:val="center"/>
       </w:pPr>
@@ -70,6 +75,7 @@
     <w:p/>
     <w:p>
       <w:pPr>
+        <w:spacing w:after="0"/>
         <w:ind w:firstLine="0"/>
         <w:jc w:val="center"/>
       </w:pPr>
@@ -83,6 +89,7 @@
     </w:p>
     <w:p>
       <w:pPr>
+        <w:spacing w:after="0"/>
         <w:ind w:firstLine="0"/>
         <w:jc w:val="center"/>
       </w:pPr>
@@ -96,11 +103,9 @@
     </w:p>
     <w:p/>
     <w:p/>
-    <w:p/>
-    <w:p/>
-    <w:p/>
     <w:p>
       <w:pPr>
+        <w:spacing w:after="0"/>
         <w:ind w:firstLine="0"/>
         <w:jc w:val="center"/>
       </w:pPr>
@@ -115,6 +120,7 @@
     </w:p>
     <w:p>
       <w:pPr>
+        <w:spacing w:after="0"/>
         <w:ind w:firstLine="0"/>
         <w:jc w:val="center"/>
       </w:pPr>
@@ -128,6 +134,7 @@
     </w:p>
     <w:p>
       <w:pPr>
+        <w:spacing w:after="0"/>
         <w:ind w:firstLine="0"/>
         <w:jc w:val="center"/>
       </w:pPr>
@@ -142,11 +149,9 @@
     <w:p/>
     <w:p/>
     <w:p/>
-    <w:p/>
-    <w:p/>
-    <w:p/>
     <w:p>
       <w:pPr>
+        <w:spacing w:after="0"/>
         <w:ind w:firstLine="0"/>
         <w:jc w:val="right"/>
       </w:pPr>
@@ -160,6 +165,7 @@
     </w:p>
     <w:p>
       <w:pPr>
+        <w:spacing w:after="0"/>
         <w:ind w:firstLine="0"/>
         <w:jc w:val="right"/>
       </w:pPr>
@@ -174,6 +180,7 @@
     <w:p/>
     <w:p>
       <w:pPr>
+        <w:spacing w:after="0"/>
         <w:ind w:firstLine="0"/>
         <w:jc w:val="right"/>
       </w:pPr>
@@ -187,6 +194,7 @@
     </w:p>
     <w:p>
       <w:pPr>
+        <w:spacing w:after="0"/>
         <w:ind w:firstLine="0"/>
         <w:jc w:val="right"/>
       </w:pPr>
@@ -201,11 +209,9 @@
     <w:p/>
     <w:p/>
     <w:p/>
-    <w:p/>
-    <w:p/>
-    <w:p/>
     <w:p>
       <w:pPr>
+        <w:spacing w:after="0"/>
         <w:ind w:firstLine="0"/>
         <w:jc w:val="center"/>
       </w:pPr>
@@ -219,6 +225,7 @@
     </w:p>
     <w:p>
       <w:pPr>
+        <w:spacing w:after="0"/>
         <w:ind w:firstLine="0"/>
         <w:jc w:val="center"/>
       </w:pPr>
@@ -476,7 +483,7 @@
           <w:color w:val="101010"/>
           <w:sz w:val="20"/>
         </w:rPr>
-        <w:t xml:space="preserve"> </w:t>
+        <w:t xml:space="preserve"> </w:t>
       </w:r>
     </w:p>
     <w:p>
@@ -504,7 +511,7 @@
           <w:color w:val="101010"/>
           <w:sz w:val="20"/>
         </w:rPr>
-        <w:t xml:space="preserve"> </w:t>
+        <w:t xml:space="preserve"> </w:t>
       </w:r>
     </w:p>
     <w:p>
@@ -784,7 +791,7 @@
           <w:color w:val="101010"/>
           <w:sz w:val="20"/>
         </w:rPr>
-        <w:t xml:space="preserve"> </w:t>
+        <w:t xml:space="preserve"> </w:t>
       </w:r>
     </w:p>
     <w:p>
@@ -812,7 +819,7 @@
           <w:color w:val="101010"/>
           <w:sz w:val="20"/>
         </w:rPr>
-        <w:t xml:space="preserve"> </w:t>
+        <w:t xml:space="preserve"> </w:t>
       </w:r>
     </w:p>
     <w:p>
@@ -1022,7 +1029,7 @@
           <w:color w:val="101010"/>
           <w:sz w:val="20"/>
         </w:rPr>
-        <w:t xml:space="preserve"> </w:t>
+        <w:t xml:space="preserve"> </w:t>
       </w:r>
     </w:p>
     <w:p>
@@ -1078,7 +1085,7 @@
           <w:color w:val="101010"/>
           <w:sz w:val="20"/>
         </w:rPr>
-        <w:t xml:space="preserve"> </w:t>
+        <w:t xml:space="preserve"> </w:t>
       </w:r>
     </w:p>
     <w:p>
@@ -1204,7 +1211,7 @@
           <w:color w:val="101010"/>
           <w:sz w:val="20"/>
         </w:rPr>
-        <w:t xml:space="preserve"> </w:t>
+        <w:t xml:space="preserve"> </w:t>
       </w:r>
     </w:p>
     <w:p>
@@ -1316,7 +1323,7 @@
           <w:color w:val="101010"/>
           <w:sz w:val="20"/>
         </w:rPr>
-        <w:t xml:space="preserve"> </w:t>
+        <w:t xml:space="preserve"> </w:t>
       </w:r>
     </w:p>
     <w:p>
@@ -1386,7 +1393,7 @@
           <w:color w:val="101010"/>
           <w:sz w:val="20"/>
         </w:rPr>
-        <w:t xml:space="preserve"> </w:t>
+        <w:t xml:space="preserve"> </w:t>
       </w:r>
     </w:p>
     <w:p>
@@ -1539,7 +1546,7 @@
           <w:color w:val="101010"/>
           <w:sz w:val="20"/>
         </w:rPr>
-        <w:t xml:space="preserve"> </w:t>
+        <w:t xml:space="preserve"> </w:t>
       </w:r>
     </w:p>
     <w:p>
@@ -1567,7 +1574,7 @@
           <w:color w:val="101010"/>
           <w:sz w:val="20"/>
         </w:rPr>
-        <w:t xml:space="preserve"> </w:t>
+        <w:t xml:space="preserve"> </w:t>
       </w:r>
     </w:p>
     <w:p>
@@ -1595,7 +1602,7 @@
           <w:color w:val="101010"/>
           <w:sz w:val="20"/>
         </w:rPr>
-        <w:t xml:space="preserve"> </w:t>
+        <w:t xml:space="preserve"> </w:t>
       </w:r>
     </w:p>
     <w:p>
@@ -1707,7 +1714,7 @@
           <w:color w:val="101010"/>
           <w:sz w:val="20"/>
         </w:rPr>
-        <w:t xml:space="preserve"> </w:t>
+        <w:t xml:space="preserve"> </w:t>
       </w:r>
     </w:p>
     <w:p>
@@ -1833,7 +1840,7 @@
           <w:color w:val="101010"/>
           <w:sz w:val="20"/>
         </w:rPr>
-        <w:t xml:space="preserve"> </w:t>
+        <w:t xml:space="preserve"> </w:t>
       </w:r>
     </w:p>
     <w:p>
@@ -1959,7 +1966,7 @@
           <w:color w:val="101010"/>
           <w:sz w:val="20"/>
         </w:rPr>
-        <w:t xml:space="preserve"> </w:t>
+        <w:t xml:space="preserve"> </w:t>
       </w:r>
     </w:p>
     <w:p>
@@ -2113,7 +2120,7 @@
           <w:color w:val="101010"/>
           <w:sz w:val="20"/>
         </w:rPr>
-        <w:t xml:space="preserve"> </w:t>
+        <w:t xml:space="preserve"> </w:t>
       </w:r>
     </w:p>
     <w:p>
@@ -2169,7 +2176,7 @@
           <w:color w:val="101010"/>
           <w:sz w:val="20"/>
         </w:rPr>
-        <w:t xml:space="preserve"> </w:t>
+        <w:t xml:space="preserve"> </w:t>
       </w:r>
     </w:p>
     <w:p>
@@ -2704,7 +2711,7 @@
     <w:qFormat/>
     <w:rsid w:val="00FC693F"/>
     <w:pPr>
-      <w:spacing w:line="360" w:lineRule="auto" w:after="0"/>
+      <w:spacing w:line="240" w:lineRule="auto" w:after="0"/>
       <w:ind w:firstLine="709"/>
     </w:pPr>
     <w:rPr>

--- a/cryptographic_protocols/docs/reports/lab_05_xor/Ковалев Д.П. ВКБ43 5 лаба.docx
+++ b/cryptographic_protocols/docs/reports/lab_05_xor/Ковалев Д.П. ВКБ43 5 лаба.docx
@@ -2,6 +2,47 @@
 <file path=word/document.xml><?xml version="1.0" encoding="utf-8"?>
 <w:document xmlns:wpc="http://schemas.microsoft.com/office/word/2010/wordprocessingCanvas" xmlns:mo="http://schemas.microsoft.com/office/mac/office/2008/main" xmlns:mc="http://schemas.openxmlformats.org/markup-compatibility/2006" xmlns:mv="urn:schemas-microsoft-com:mac:vml" xmlns:o="urn:schemas-microsoft-com:office:office" xmlns:r="http://schemas.openxmlformats.org/officeDocument/2006/relationships" xmlns:m="http://schemas.openxmlformats.org/officeDocument/2006/math" xmlns:v="urn:schemas-microsoft-com:vml" xmlns:wp14="http://schemas.microsoft.com/office/word/2010/wordprocessingDrawing" xmlns:wp="http://schemas.openxmlformats.org/drawingml/2006/wordprocessingDrawing" xmlns:w10="urn:schemas-microsoft-com:office:word" xmlns:w="http://schemas.openxmlformats.org/wordprocessingml/2006/main" xmlns:w14="http://schemas.microsoft.com/office/word/2010/wordml" xmlns:wpg="http://schemas.microsoft.com/office/word/2010/wordprocessingGroup" xmlns:wpi="http://schemas.microsoft.com/office/word/2010/wordprocessingInk" xmlns:wne="http://schemas.microsoft.com/office/word/2006/wordml" xmlns:wps="http://schemas.microsoft.com/office/word/2010/wordprocessingShape" mc:Ignorable="w14 wp14">
   <w:body>
+    <w:p>
+      <w:pPr>
+        <w:spacing w:after="120"/>
+        <w:ind w:firstLine="0"/>
+        <w:jc w:val="center"/>
+      </w:pPr>
+      <w:r>
+        <w:drawing>
+          <wp:inline xmlns:a="http://schemas.openxmlformats.org/drawingml/2006/main" xmlns:pic="http://schemas.openxmlformats.org/drawingml/2006/picture">
+            <wp:extent cx="731520" cy="731520"/>
+            <wp:docPr id="1" name="Picture 1"/>
+            <wp:cNvGraphicFramePr>
+              <a:graphicFrameLocks noChangeAspect="1"/>
+            </wp:cNvGraphicFramePr>
+            <a:graphic>
+              <a:graphicData uri="http://schemas.openxmlformats.org/drawingml/2006/picture">
+                <pic:pic>
+                  <pic:nvPicPr>
+                    <pic:cNvPr id="0" name="dstu_logo.png"/>
+                    <pic:cNvPicPr/>
+                  </pic:nvPicPr>
+                  <pic:blipFill>
+                    <a:blip r:embed="rId9"/>
+                    <a:stretch>
+                      <a:fillRect/>
+                    </a:stretch>
+                  </pic:blipFill>
+                  <pic:spPr>
+                    <a:xfrm>
+                      <a:off x="0" y="0"/>
+                      <a:ext cx="731520" cy="731520"/>
+                    </a:xfrm>
+                    <a:prstGeom prst="rect"/>
+                  </pic:spPr>
+                </pic:pic>
+              </a:graphicData>
+            </a:graphic>
+          </wp:inline>
+        </w:drawing>
+      </w:r>
+    </w:p>
     <w:p>
       <w:pPr>
         <w:spacing w:after="0"/>
@@ -102,7 +143,6 @@
       </w:r>
     </w:p>
     <w:p/>
-    <w:p/>
     <w:p>
       <w:pPr>
         <w:spacing w:after="0"/>
@@ -148,7 +188,6 @@
     </w:p>
     <w:p/>
     <w:p/>
-    <w:p/>
     <w:p>
       <w:pPr>
         <w:spacing w:after="0"/>
@@ -206,7 +245,6 @@
         <w:t>Дубровина А.С.</w:t>
       </w:r>
     </w:p>
-    <w:p/>
     <w:p/>
     <w:p/>
     <w:p>

--- a/cryptographic_protocols/docs/reports/lab_05_xor/Ковалев Д.П. ВКБ43 5 лаба.docx
+++ b/cryptographic_protocols/docs/reports/lab_05_xor/Ковалев Д.П. ВКБ43 5 лаба.docx
@@ -4,7 +4,7 @@
   <w:body>
     <w:p>
       <w:pPr>
-        <w:spacing w:after="120"/>
+        <w:spacing w:after="120" w:line="240" w:lineRule="auto"/>
         <w:ind w:firstLine="0"/>
         <w:jc w:val="center"/>
       </w:pPr>
@@ -45,7 +45,7 @@
     </w:p>
     <w:p>
       <w:pPr>
-        <w:spacing w:after="0"/>
+        <w:spacing w:after="0" w:line="240" w:lineRule="auto"/>
         <w:ind w:firstLine="0"/>
         <w:jc w:val="center"/>
       </w:pPr>
@@ -59,7 +59,7 @@
     </w:p>
     <w:p>
       <w:pPr>
-        <w:spacing w:after="0"/>
+        <w:spacing w:after="0" w:line="240" w:lineRule="auto"/>
         <w:ind w:firstLine="0"/>
         <w:jc w:val="center"/>
       </w:pPr>
@@ -73,7 +73,7 @@
     </w:p>
     <w:p>
       <w:pPr>
-        <w:spacing w:after="0"/>
+        <w:spacing w:after="0" w:line="240" w:lineRule="auto"/>
         <w:ind w:firstLine="0"/>
         <w:jc w:val="center"/>
       </w:pPr>
@@ -87,7 +87,7 @@
     </w:p>
     <w:p>
       <w:pPr>
-        <w:spacing w:after="0"/>
+        <w:spacing w:after="0" w:line="240" w:lineRule="auto"/>
         <w:ind w:firstLine="0"/>
         <w:jc w:val="center"/>
       </w:pPr>
@@ -101,7 +101,7 @@
     </w:p>
     <w:p>
       <w:pPr>
-        <w:spacing w:after="0"/>
+        <w:spacing w:after="0" w:line="240" w:lineRule="auto"/>
         <w:ind w:firstLine="0"/>
         <w:jc w:val="center"/>
       </w:pPr>
@@ -113,10 +113,15 @@
         <w:t>(ДГТУ)</w:t>
       </w:r>
     </w:p>
-    <w:p/>
-    <w:p>
-      <w:pPr>
-        <w:spacing w:after="0"/>
+    <w:p>
+      <w:pPr>
+        <w:spacing w:after="0" w:line="240" w:lineRule="auto"/>
+        <w:ind w:firstLine="0"/>
+      </w:pPr>
+    </w:p>
+    <w:p>
+      <w:pPr>
+        <w:spacing w:after="0" w:line="240" w:lineRule="auto"/>
         <w:ind w:firstLine="0"/>
         <w:jc w:val="center"/>
       </w:pPr>
@@ -130,7 +135,7 @@
     </w:p>
     <w:p>
       <w:pPr>
-        <w:spacing w:after="0"/>
+        <w:spacing w:after="0" w:line="240" w:lineRule="auto"/>
         <w:ind w:firstLine="0"/>
         <w:jc w:val="center"/>
       </w:pPr>
@@ -142,10 +147,33 @@
         <w:t>Кафедра «Кибербезопасность информационных систем»</w:t>
       </w:r>
     </w:p>
-    <w:p/>
-    <w:p>
-      <w:pPr>
-        <w:spacing w:after="0"/>
+    <w:p>
+      <w:pPr>
+        <w:spacing w:after="0" w:line="240" w:lineRule="auto"/>
+        <w:ind w:firstLine="0"/>
+      </w:pPr>
+    </w:p>
+    <w:p>
+      <w:pPr>
+        <w:spacing w:after="0" w:line="240" w:lineRule="auto"/>
+        <w:ind w:firstLine="0"/>
+      </w:pPr>
+    </w:p>
+    <w:p>
+      <w:pPr>
+        <w:spacing w:after="0" w:line="240" w:lineRule="auto"/>
+        <w:ind w:firstLine="0"/>
+      </w:pPr>
+    </w:p>
+    <w:p>
+      <w:pPr>
+        <w:spacing w:after="0" w:line="240" w:lineRule="auto"/>
+        <w:ind w:firstLine="0"/>
+      </w:pPr>
+    </w:p>
+    <w:p>
+      <w:pPr>
+        <w:spacing w:after="0" w:line="240" w:lineRule="auto"/>
         <w:ind w:firstLine="0"/>
         <w:jc w:val="center"/>
       </w:pPr>
@@ -160,7 +188,7 @@
     </w:p>
     <w:p>
       <w:pPr>
-        <w:spacing w:after="0"/>
+        <w:spacing w:after="0" w:line="240" w:lineRule="auto"/>
         <w:ind w:firstLine="0"/>
         <w:jc w:val="center"/>
       </w:pPr>
@@ -174,7 +202,7 @@
     </w:p>
     <w:p>
       <w:pPr>
-        <w:spacing w:after="0"/>
+        <w:spacing w:after="0" w:line="240" w:lineRule="auto"/>
         <w:ind w:firstLine="0"/>
         <w:jc w:val="center"/>
       </w:pPr>
@@ -186,11 +214,39 @@
         <w:t>На тему «Симметричное XOR-шифрование»</w:t>
       </w:r>
     </w:p>
-    <w:p/>
-    <w:p/>
-    <w:p>
-      <w:pPr>
-        <w:spacing w:after="0"/>
+    <w:p>
+      <w:pPr>
+        <w:spacing w:after="0" w:line="240" w:lineRule="auto"/>
+        <w:ind w:firstLine="0"/>
+      </w:pPr>
+    </w:p>
+    <w:p>
+      <w:pPr>
+        <w:spacing w:after="0" w:line="240" w:lineRule="auto"/>
+        <w:ind w:firstLine="0"/>
+      </w:pPr>
+    </w:p>
+    <w:p>
+      <w:pPr>
+        <w:spacing w:after="0" w:line="240" w:lineRule="auto"/>
+        <w:ind w:firstLine="0"/>
+      </w:pPr>
+    </w:p>
+    <w:p>
+      <w:pPr>
+        <w:spacing w:after="0" w:line="240" w:lineRule="auto"/>
+        <w:ind w:firstLine="0"/>
+      </w:pPr>
+    </w:p>
+    <w:p>
+      <w:pPr>
+        <w:spacing w:after="0" w:line="240" w:lineRule="auto"/>
+        <w:ind w:firstLine="0"/>
+      </w:pPr>
+    </w:p>
+    <w:p>
+      <w:pPr>
+        <w:spacing w:after="0" w:line="240" w:lineRule="auto"/>
         <w:ind w:firstLine="0"/>
         <w:jc w:val="right"/>
       </w:pPr>
@@ -204,7 +260,7 @@
     </w:p>
     <w:p>
       <w:pPr>
-        <w:spacing w:after="0"/>
+        <w:spacing w:after="0" w:line="240" w:lineRule="auto"/>
         <w:ind w:firstLine="0"/>
         <w:jc w:val="right"/>
       </w:pPr>
@@ -216,10 +272,15 @@
         <w:t>Ковалев Данил Петрович</w:t>
       </w:r>
     </w:p>
-    <w:p/>
-    <w:p>
-      <w:pPr>
-        <w:spacing w:after="0"/>
+    <w:p>
+      <w:pPr>
+        <w:spacing w:after="0" w:line="240" w:lineRule="auto"/>
+        <w:ind w:firstLine="0"/>
+      </w:pPr>
+    </w:p>
+    <w:p>
+      <w:pPr>
+        <w:spacing w:after="0" w:line="240" w:lineRule="auto"/>
         <w:ind w:firstLine="0"/>
         <w:jc w:val="right"/>
       </w:pPr>
@@ -233,7 +294,7 @@
     </w:p>
     <w:p>
       <w:pPr>
-        <w:spacing w:after="0"/>
+        <w:spacing w:after="0" w:line="240" w:lineRule="auto"/>
         <w:ind w:firstLine="0"/>
         <w:jc w:val="right"/>
       </w:pPr>
@@ -243,36 +304,6 @@
           <w:b w:val="0"/>
         </w:rPr>
         <w:t>Дубровина А.С.</w:t>
-      </w:r>
-    </w:p>
-    <w:p/>
-    <w:p/>
-    <w:p>
-      <w:pPr>
-        <w:spacing w:after="0"/>
-        <w:ind w:firstLine="0"/>
-        <w:jc w:val="center"/>
-      </w:pPr>
-      <w:r>
-        <w:rPr>
-          <w:rFonts w:ascii="Times New Roman" w:hAnsi="Times New Roman"/>
-          <w:b w:val="0"/>
-        </w:rPr>
-        <w:t>Ростов-на-Дону</w:t>
-      </w:r>
-    </w:p>
-    <w:p>
-      <w:pPr>
-        <w:spacing w:after="0"/>
-        <w:ind w:firstLine="0"/>
-        <w:jc w:val="center"/>
-      </w:pPr>
-      <w:r>
-        <w:rPr>
-          <w:rFonts w:ascii="Times New Roman" w:hAnsi="Times New Roman"/>
-          <w:b w:val="0"/>
-        </w:rPr>
-        <w:t>2026</w:t>
       </w:r>
     </w:p>
     <w:p>
@@ -331,7 +362,7 @@
           <w:b/>
           <w:sz w:val="28"/>
         </w:rPr>
-        <w:t>Краткие теоретические сведения</w:t>
+        <w:t>Теоретические сведения</w:t>
       </w:r>
     </w:p>
     <w:p>
@@ -343,8 +374,82 @@
           <w:rFonts w:ascii="Times New Roman" w:hAnsi="Times New Roman"/>
           <w:sz w:val="28"/>
         </w:rPr>
-        <w:t>Операция XOR (⊕) задаётся таблицей истинности 0⊕0 = 0, 0⊕1 = 1, 1⊕0 = 1, 1⊕1 = 0. Шифрование байтового потока: c_i = p_i ⊕ k_{i mod L}, где L — длина ключа. В силу инволюции (a ⊕ b ⊕ b = a) повторное применение того же ключа возвращает исходный текст.</w:t>
-      </w:r>
+        <w:t>Операция XOR задаётся таблицей истинности 0⊕0 = 0, 0⊕1 = 1, 1⊕0 = 1, 1⊕1 = 0. Шифрование байтового потока:</w:t>
+      </w:r>
+    </w:p>
+    <w:p>
+      <w:pPr>
+        <w:spacing w:before="120" w:after="120"/>
+        <w:ind w:firstLine="0"/>
+        <w:jc w:val="center"/>
+      </w:pPr>
+      <m:oMathPara>
+        <m:oMathParaPr>
+          <m:jc m:val="center"/>
+        </m:oMathParaPr>
+        <m:oMath>
+          <m:sSub>
+            <m:e>
+              <m:r>
+                <m:rPr>
+                  <m:sty m:val="i"/>
+                </m:rPr>
+                <m:t xml:space="preserve">c</m:t>
+              </m:r>
+            </m:e>
+            <m:sub>
+              <m:r>
+                <m:rPr>
+                  <m:sty m:val="i"/>
+                </m:rPr>
+                <m:t xml:space="preserve">i</m:t>
+              </m:r>
+            </m:sub>
+          </m:sSub>
+          <m:r>
+            <m:t xml:space="preserve"> = </m:t>
+          </m:r>
+          <m:sSub>
+            <m:e>
+              <m:r>
+                <m:rPr>
+                  <m:sty m:val="i"/>
+                </m:rPr>
+                <m:t xml:space="preserve">p</m:t>
+              </m:r>
+            </m:e>
+            <m:sub>
+              <m:r>
+                <m:rPr>
+                  <m:sty m:val="i"/>
+                </m:rPr>
+                <m:t xml:space="preserve">i</m:t>
+              </m:r>
+            </m:sub>
+          </m:sSub>
+          <m:r>
+            <m:t xml:space="preserve"> ⊕ </m:t>
+          </m:r>
+          <m:sSub>
+            <m:e>
+              <m:r>
+                <m:rPr>
+                  <m:sty m:val="i"/>
+                </m:rPr>
+                <m:t xml:space="preserve">k</m:t>
+              </m:r>
+            </m:e>
+            <m:sub>
+              <m:r>
+                <m:rPr>
+                  <m:sty m:val="i"/>
+                </m:rPr>
+                <m:t xml:space="preserve">i mod L</m:t>
+              </m:r>
+            </m:sub>
+          </m:sSub>
+        </m:oMath>
+      </m:oMathPara>
     </w:p>
     <w:p>
       <w:pPr>
@@ -355,7 +460,7 @@
           <w:rFonts w:ascii="Times New Roman" w:hAnsi="Times New Roman"/>
           <w:sz w:val="28"/>
         </w:rPr>
-        <w:t>Криптостойкость одноразового XOR-ключа равна стойкости использования: если длина ключа равна длине сообщения и ключ выбирается равновероятно, схема соответствует «шифру Вернама» и стойка по Шеннону. Короткий повторяющийся ключ уязвим к частотному анализу.</w:t>
+        <w:t>В силу инволюции (a ⊕ b ⊕ b = a) повторное применение того же ключа возвращает исходный текст: D_K(E_K(P)) = P.</w:t>
       </w:r>
     </w:p>
     <w:p>
@@ -370,7 +475,7 @@
           <w:b/>
           <w:sz w:val="32"/>
         </w:rPr>
-        <w:t>Программная реализация</w:t>
+        <w:t>Ручное решение примера из методички</w:t>
       </w:r>
     </w:p>
     <w:p>
@@ -382,7 +487,226 @@
           <w:rFonts w:ascii="Times New Roman" w:hAnsi="Times New Roman"/>
           <w:sz w:val="28"/>
         </w:rPr>
-        <w:t>Реализация выполнена на Rust в crate lab_05_xor по принципам Clean Architecture: доменная функция xor_stream обрабатывает байтовый поток с циклическим ключом, прикладной слой формирует отчёт с hex/dec-представлением, презентационный — clap-CLI.</w:t>
+        <w:t>Исходный текст (четверостишие А. Блока):</w:t>
+      </w:r>
+    </w:p>
+    <w:p>
+      <w:pPr>
+        <w:ind w:firstLine="0"/>
+        <w:jc w:val="both"/>
+      </w:pPr>
+      <w:r>
+        <w:rPr>
+          <w:rFonts w:ascii="Times New Roman" w:hAnsi="Times New Roman"/>
+          <w:sz w:val="28"/>
+        </w:rPr>
+        <w:t>Ночь, улица, фонарь, аптека,</w:t>
+      </w:r>
+    </w:p>
+    <w:p>
+      <w:pPr>
+        <w:ind w:firstLine="0"/>
+        <w:jc w:val="both"/>
+      </w:pPr>
+      <w:r>
+        <w:rPr>
+          <w:rFonts w:ascii="Times New Roman" w:hAnsi="Times New Roman"/>
+          <w:sz w:val="28"/>
+        </w:rPr>
+        <w:t>Бессмысленный и тусклый свет.</w:t>
+      </w:r>
+    </w:p>
+    <w:p>
+      <w:pPr>
+        <w:ind w:firstLine="0"/>
+        <w:jc w:val="both"/>
+      </w:pPr>
+      <w:r>
+        <w:rPr>
+          <w:rFonts w:ascii="Times New Roman" w:hAnsi="Times New Roman"/>
+          <w:sz w:val="28"/>
+        </w:rPr>
+        <w:t>Живи ещё хоть четверть века —</w:t>
+      </w:r>
+    </w:p>
+    <w:p>
+      <w:pPr>
+        <w:ind w:firstLine="0"/>
+        <w:jc w:val="both"/>
+      </w:pPr>
+      <w:r>
+        <w:rPr>
+          <w:rFonts w:ascii="Times New Roman" w:hAnsi="Times New Roman"/>
+          <w:sz w:val="28"/>
+        </w:rPr>
+        <w:t>Всё будет так. Исхода нет.</w:t>
+      </w:r>
+    </w:p>
+    <w:p>
+      <w:pPr>
+        <w:jc w:val="both"/>
+      </w:pPr>
+      <w:r>
+        <w:rPr>
+          <w:rFonts w:ascii="Times New Roman" w:hAnsi="Times New Roman"/>
+          <w:sz w:val="28"/>
+        </w:rPr>
+        <w:t>Ключ: K = 70 (десятичное), что в двоичной записи 01000110.</w:t>
+      </w:r>
+    </w:p>
+    <w:p>
+      <w:pPr>
+        <w:jc w:val="both"/>
+      </w:pPr>
+      <w:r>
+        <w:rPr>
+          <w:rFonts w:ascii="Times New Roman" w:hAnsi="Times New Roman"/>
+          <w:sz w:val="28"/>
+        </w:rPr>
+        <w:t>Покажем шаги XOR-шифрования для первых 6 символов первой строки. Кодировка — Windows-1251 (1 байт на букву кириллицы):</w:t>
+      </w:r>
+    </w:p>
+    <w:p>
+      <w:pPr>
+        <w:spacing w:after="0" w:line="240" w:lineRule="auto"/>
+        <w:ind w:firstLine="0" w:left="283"/>
+      </w:pPr>
+      <w:r>
+        <w:rPr>
+          <w:rFonts w:ascii="Courier New" w:hAnsi="Courier New"/>
+          <w:color w:val="101010"/>
+          <w:sz w:val="20"/>
+        </w:rPr>
+        <w:t>Ключ K = 70 = 01000110 (1 байт).</w:t>
+      </w:r>
+    </w:p>
+    <w:p>
+      <w:pPr>
+        <w:spacing w:after="0" w:line="240" w:lineRule="auto"/>
+        <w:ind w:firstLine="0" w:left="283"/>
+      </w:pPr>
+      <w:r>
+        <w:rPr>
+          <w:rFonts w:ascii="Courier New" w:hAnsi="Courier New"/>
+          <w:color w:val="101010"/>
+          <w:sz w:val="20"/>
+        </w:rPr>
+        <w:t xml:space="preserve"> </w:t>
+      </w:r>
+    </w:p>
+    <w:p>
+      <w:pPr>
+        <w:spacing w:after="0" w:line="240" w:lineRule="auto"/>
+        <w:ind w:firstLine="0" w:left="283"/>
+      </w:pPr>
+      <w:r>
+        <w:rPr>
+          <w:rFonts w:ascii="Courier New" w:hAnsi="Courier New"/>
+          <w:color w:val="101010"/>
+          <w:sz w:val="20"/>
+        </w:rPr>
+        <w:t>Шифрование c_i = p_i ⊕ K:</w:t>
+      </w:r>
+    </w:p>
+    <w:p>
+      <w:pPr>
+        <w:spacing w:after="0" w:line="240" w:lineRule="auto"/>
+        <w:ind w:firstLine="0" w:left="283"/>
+      </w:pPr>
+      <w:r>
+        <w:rPr>
+          <w:rFonts w:ascii="Courier New" w:hAnsi="Courier New"/>
+          <w:color w:val="101010"/>
+          <w:sz w:val="20"/>
+        </w:rPr>
+        <w:t xml:space="preserve">  i= 0  'Н' = 205 = 11001101  ⊕  01000110  =  10001011 = 139</w:t>
+      </w:r>
+    </w:p>
+    <w:p>
+      <w:pPr>
+        <w:spacing w:after="0" w:line="240" w:lineRule="auto"/>
+        <w:ind w:firstLine="0" w:left="283"/>
+      </w:pPr>
+      <w:r>
+        <w:rPr>
+          <w:rFonts w:ascii="Courier New" w:hAnsi="Courier New"/>
+          <w:color w:val="101010"/>
+          <w:sz w:val="20"/>
+        </w:rPr>
+        <w:t xml:space="preserve">  i= 1  'о' = 238 = 11101110  ⊕  01000110  =  10101000 = 168</w:t>
+      </w:r>
+    </w:p>
+    <w:p>
+      <w:pPr>
+        <w:spacing w:after="0" w:line="240" w:lineRule="auto"/>
+        <w:ind w:firstLine="0" w:left="283"/>
+      </w:pPr>
+      <w:r>
+        <w:rPr>
+          <w:rFonts w:ascii="Courier New" w:hAnsi="Courier New"/>
+          <w:color w:val="101010"/>
+          <w:sz w:val="20"/>
+        </w:rPr>
+        <w:t xml:space="preserve">  i= 2  'ч' = 247 = 11110111  ⊕  01000110  =  10110001 = 177</w:t>
+      </w:r>
+    </w:p>
+    <w:p>
+      <w:pPr>
+        <w:spacing w:after="0" w:line="240" w:lineRule="auto"/>
+        <w:ind w:firstLine="0" w:left="283"/>
+      </w:pPr>
+      <w:r>
+        <w:rPr>
+          <w:rFonts w:ascii="Courier New" w:hAnsi="Courier New"/>
+          <w:color w:val="101010"/>
+          <w:sz w:val="20"/>
+        </w:rPr>
+        <w:t xml:space="preserve">  i= 3  'ь' = 252 = 11111100  ⊕  01000110  =  10111010 = 186</w:t>
+      </w:r>
+    </w:p>
+    <w:p>
+      <w:pPr>
+        <w:spacing w:after="0" w:line="240" w:lineRule="auto"/>
+        <w:ind w:firstLine="0" w:left="283"/>
+      </w:pPr>
+      <w:r>
+        <w:rPr>
+          <w:rFonts w:ascii="Courier New" w:hAnsi="Courier New"/>
+          <w:color w:val="101010"/>
+          <w:sz w:val="20"/>
+        </w:rPr>
+        <w:t xml:space="preserve">  i= 4  ',' =  44 = 00101100  ⊕  01000110  =  01101010 = 106</w:t>
+      </w:r>
+    </w:p>
+    <w:p>
+      <w:pPr>
+        <w:spacing w:after="0" w:line="240" w:lineRule="auto"/>
+        <w:ind w:firstLine="0" w:left="283"/>
+      </w:pPr>
+      <w:r>
+        <w:rPr>
+          <w:rFonts w:ascii="Courier New" w:hAnsi="Courier New"/>
+          <w:color w:val="101010"/>
+          <w:sz w:val="20"/>
+        </w:rPr>
+        <w:t xml:space="preserve">  i= 5  ' ' =  32 = 00100000  ⊕  01000110  =  01100110 = 102</w:t>
+      </w:r>
+    </w:p>
+    <w:p>
+      <w:pPr>
+        <w:jc w:val="both"/>
+      </w:pPr>
+      <w:r>
+        <w:rPr>
+          <w:rFonts w:ascii="Times New Roman" w:hAnsi="Times New Roman"/>
+          <w:sz w:val="28"/>
+        </w:rPr>
+        <w:t>Аналогично шифруются остальные байты. Для дешифрования применяется та же операция к шифртексту с тем же ключом — благодаря инволютивности XOR (a ⊕ K ⊕ K = a) получаем исходный байт.</w:t>
+      </w:r>
+    </w:p>
+    <w:p>
+      <w:r>
+        <w:br w:type="page"/>
       </w:r>
     </w:p>
     <w:p>
@@ -395,21 +719,9 @@
         <w:rPr>
           <w:rFonts w:ascii="Times New Roman" w:hAnsi="Times New Roman"/>
           <w:b/>
-          <w:sz w:val="28"/>
-        </w:rPr>
-        <w:t>Запуск и проверка работы программы</w:t>
-      </w:r>
-    </w:p>
-    <w:p>
-      <w:pPr>
-        <w:jc w:val="both"/>
-      </w:pPr>
-      <w:r>
-        <w:rPr>
-          <w:rFonts w:ascii="Times New Roman" w:hAnsi="Times New Roman"/>
-          <w:sz w:val="28"/>
-        </w:rPr>
-        <w:t>1. Демонстрация на эталонном примере из методички — четверостишие А. Блока с однобайтовым ключом K = 70:</w:t>
+          <w:sz w:val="32"/>
+        </w:rPr>
+        <w:t>Программная проверка</w:t>
       </w:r>
     </w:p>
     <w:p>
@@ -634,19 +946,7 @@
           <w:i/>
           <w:sz w:val="26"/>
         </w:rPr>
-        <w:t>Листинг 1 — шифрование/дешифрование эталонного текста</w:t>
-      </w:r>
-    </w:p>
-    <w:p>
-      <w:pPr>
-        <w:jc w:val="both"/>
-      </w:pPr>
-      <w:r>
-        <w:rPr>
-          <w:rFonts w:ascii="Times New Roman" w:hAnsi="Times New Roman"/>
-          <w:sz w:val="28"/>
-        </w:rPr>
-        <w:t>2. Шифрование произвольной русской строки однобайтовым ключом K = 73:</w:t>
+        <w:t>Листинг 1 — шифрование и дешифрование эталонного текста</w:t>
       </w:r>
     </w:p>
     <w:p>
@@ -735,6 +1035,11 @@
       </w:r>
     </w:p>
     <w:p>
+      <w:r>
+        <w:br w:type="page"/>
+      </w:r>
+    </w:p>
+    <w:p>
       <w:pPr>
         <w:spacing w:before="240" w:after="120"/>
         <w:ind w:firstLine="0"/>
@@ -746,12 +1051,25 @@
           <w:b/>
           <w:sz w:val="32"/>
         </w:rPr>
-        <w:t>Листинг исходного кода</w:t>
-      </w:r>
-    </w:p>
-    <w:p>
-      <w:pPr>
-        <w:ind w:firstLine="0"/>
+        <w:t>Контрольные вопросы</w:t>
+      </w:r>
+    </w:p>
+    <w:p>
+      <w:pPr>
+        <w:spacing w:before="120" w:after="40"/>
+        <w:jc w:val="both"/>
+      </w:pPr>
+      <w:r>
+        <w:rPr>
+          <w:rFonts w:ascii="Times New Roman" w:hAnsi="Times New Roman"/>
+          <w:b/>
+          <w:sz w:val="28"/>
+        </w:rPr>
+        <w:t>Вопрос 1. Опишите методику шифрования с закрытым ключом.</w:t>
+      </w:r>
+    </w:p>
+    <w:p>
+      <w:pPr>
         <w:jc w:val="both"/>
       </w:pPr>
       <w:r>
@@ -759,7 +1077,137 @@
           <w:rFonts w:ascii="Times New Roman" w:hAnsi="Times New Roman"/>
           <w:sz w:val="28"/>
         </w:rPr>
-        <w:t>Листинг 3 — доменная реализация XOR (src/domain/xor.rs):</w:t>
+        <w:t>Ответ. Симметричное шифрование: отправитель и получатель используют один и тот же секретный ключ. Шифрование E_K(P) = C, дешифрование D_K(C) = P. Ключ передаётся по защищённому каналу заранее (out-of-band) или согласуется протоколом обмена (например, Диффи-Хеллманом).</w:t>
+      </w:r>
+    </w:p>
+    <w:p>
+      <w:pPr>
+        <w:spacing w:before="120" w:after="40"/>
+        <w:jc w:val="both"/>
+      </w:pPr>
+      <w:r>
+        <w:rPr>
+          <w:rFonts w:ascii="Times New Roman" w:hAnsi="Times New Roman"/>
+          <w:b/>
+          <w:sz w:val="28"/>
+        </w:rPr>
+        <w:t>Вопрос 2. Опишите логическую операцию XOR.</w:t>
+      </w:r>
+    </w:p>
+    <w:p>
+      <w:pPr>
+        <w:jc w:val="both"/>
+      </w:pPr>
+      <w:r>
+        <w:rPr>
+          <w:rFonts w:ascii="Times New Roman" w:hAnsi="Times New Roman"/>
+          <w:sz w:val="28"/>
+        </w:rPr>
+        <w:t>Ответ. XOR (⊕) — побитовое сложение по модулю 2. Таблица истинности: 0⊕0 = 0, 0⊕1 = 1, 1⊕0 = 1, 1⊕1 = 0. Операция ассоциативна, коммутативна и обратима: a ⊕ b ⊕ b = a (инволюция).</w:t>
+      </w:r>
+    </w:p>
+    <w:p>
+      <w:pPr>
+        <w:spacing w:before="120" w:after="40"/>
+        <w:jc w:val="both"/>
+      </w:pPr>
+      <w:r>
+        <w:rPr>
+          <w:rFonts w:ascii="Times New Roman" w:hAnsi="Times New Roman"/>
+          <w:b/>
+          <w:sz w:val="28"/>
+        </w:rPr>
+        <w:t>Вопрос 3. Механизм работы шифрования на основе XOR.</w:t>
+      </w:r>
+    </w:p>
+    <w:p>
+      <w:pPr>
+        <w:jc w:val="both"/>
+      </w:pPr>
+      <w:r>
+        <w:rPr>
+          <w:rFonts w:ascii="Times New Roman" w:hAnsi="Times New Roman"/>
+          <w:sz w:val="28"/>
+        </w:rPr>
+        <w:t>Ответ. Для каждого байта открытого текста p_i и циклически повторяющегося ключа k_{i mod L} вычисляется c_i = p_i ⊕ k_{i mod L}. Дешифрование — та же операция: p_i = c_i ⊕ k_{i mod L}. Шифр обратим без отдельной процедуры расшифрования.</w:t>
+      </w:r>
+    </w:p>
+    <w:p>
+      <w:pPr>
+        <w:spacing w:before="120" w:after="40"/>
+        <w:jc w:val="both"/>
+      </w:pPr>
+      <w:r>
+        <w:rPr>
+          <w:rFonts w:ascii="Times New Roman" w:hAnsi="Times New Roman"/>
+          <w:b/>
+          <w:sz w:val="28"/>
+        </w:rPr>
+        <w:t>Вопрос 4. Насколько надёжен XOR-шифр?</w:t>
+      </w:r>
+    </w:p>
+    <w:p>
+      <w:pPr>
+        <w:jc w:val="both"/>
+      </w:pPr>
+      <w:r>
+        <w:rPr>
+          <w:rFonts w:ascii="Times New Roman" w:hAnsi="Times New Roman"/>
+          <w:sz w:val="28"/>
+        </w:rPr>
+        <w:t>Ответ. Если ключ длиннее или равен длине сообщения и используется только один раз (one-time pad / шифр Вернама) — теоретически невзламываем (Шеннон). С повторяющимся коротким ключом — крайне уязвим к частотному анализу и атаке «известный открытый текст» (XOR двух шифровок убирает ключ). На практике XOR применяется как вспомогательная операция в потоковых шифрах (RC4) и в режимах работы (CTR, OFB).</w:t>
+      </w:r>
+    </w:p>
+    <w:p>
+      <w:r>
+        <w:br w:type="page"/>
+      </w:r>
+    </w:p>
+    <w:p>
+      <w:pPr>
+        <w:spacing w:before="240" w:after="120"/>
+        <w:ind w:firstLine="0"/>
+        <w:jc w:val="center"/>
+      </w:pPr>
+      <w:r>
+        <w:rPr>
+          <w:rFonts w:ascii="Times New Roman" w:hAnsi="Times New Roman"/>
+          <w:b/>
+          <w:sz w:val="32"/>
+        </w:rPr>
+        <w:t>Выводы</w:t>
+      </w:r>
+    </w:p>
+    <w:p>
+      <w:pPr>
+        <w:jc w:val="both"/>
+      </w:pPr>
+      <w:r>
+        <w:rPr>
+          <w:rFonts w:ascii="Times New Roman" w:hAnsi="Times New Roman"/>
+          <w:sz w:val="28"/>
+        </w:rPr>
+        <w:t>В ходе работы реализован простейший симметричный шифр на основе побитовой операции XOR. Ручное вычисление для первых шести символов стиха А. Блока с ключом K = 70 (например, 'Н' = 205 = 11001101 → 205 ⊕ 70 = 139 = 10001011) совпадает с программным выводом. Корректность реализации подтверждается тестами на инволютивность и эталонным примером методички. XOR с однобайтовым повторяющимся ключом небезопасен в чистом виде, но является основой для потоковых шифров.</w:t>
+      </w:r>
+    </w:p>
+    <w:p>
+      <w:r>
+        <w:br w:type="page"/>
+      </w:r>
+    </w:p>
+    <w:p>
+      <w:pPr>
+        <w:spacing w:before="240" w:after="120"/>
+        <w:ind w:firstLine="0"/>
+        <w:jc w:val="center"/>
+      </w:pPr>
+      <w:r>
+        <w:rPr>
+          <w:rFonts w:ascii="Times New Roman" w:hAnsi="Times New Roman"/>
+          <w:b/>
+          <w:sz w:val="32"/>
+        </w:rPr>
+        <w:t>Листинг исходного кода</w:t>
       </w:r>
     </w:p>
     <w:p>
@@ -1548,15 +1996,17 @@
     </w:p>
     <w:p>
       <w:pPr>
+        <w:spacing w:before="80" w:after="160"/>
         <w:ind w:firstLine="0"/>
-        <w:jc w:val="both"/>
+        <w:jc w:val="center"/>
       </w:pPr>
       <w:r>
         <w:rPr>
           <w:rFonts w:ascii="Times New Roman" w:hAnsi="Times New Roman"/>
-          <w:sz w:val="28"/>
-        </w:rPr>
-        <w:t>Листинг 4 — прикладной слой (src/application/usecases.rs):</w:t>
+          <w:i/>
+          <w:sz w:val="26"/>
+        </w:rPr>
+        <w:t>Листинг 3 — доменная реализация XOR (src/domain/xor.rs)</w:t>
       </w:r>
     </w:p>
     <w:p>
@@ -2344,45 +2794,1465 @@
       </w:r>
     </w:p>
     <w:p>
-      <w:r>
-        <w:br w:type="page"/>
-      </w:r>
-    </w:p>
-    <w:p>
-      <w:pPr>
-        <w:spacing w:before="240" w:after="120"/>
+      <w:pPr>
+        <w:spacing w:before="80" w:after="160"/>
         <w:ind w:firstLine="0"/>
         <w:jc w:val="center"/>
       </w:pPr>
       <w:r>
         <w:rPr>
           <w:rFonts w:ascii="Times New Roman" w:hAnsi="Times New Roman"/>
-          <w:b/>
-          <w:sz w:val="32"/>
-        </w:rPr>
-        <w:t>Выводы</w:t>
-      </w:r>
-    </w:p>
-    <w:p>
-      <w:pPr>
-        <w:jc w:val="both"/>
+          <w:i/>
+          <w:sz w:val="26"/>
+        </w:rPr>
+        <w:t>Листинг 4 — прикладной слой (src/application/usecases.rs)</w:t>
+      </w:r>
+    </w:p>
+    <w:p>
+      <w:pPr>
+        <w:spacing w:after="0" w:line="240" w:lineRule="auto"/>
+        <w:ind w:firstLine="0" w:left="283"/>
+      </w:pPr>
+      <w:r>
+        <w:rPr>
+          <w:rFonts w:ascii="Courier New" w:hAnsi="Courier New"/>
+          <w:color w:val="101010"/>
+          <w:sz w:val="20"/>
+        </w:rPr>
+        <w:t>//! CLI лаб 5: шифрование/дешифрование произвольного текста.</w:t>
+      </w:r>
+    </w:p>
+    <w:p>
+      <w:pPr>
+        <w:spacing w:after="0" w:line="240" w:lineRule="auto"/>
+        <w:ind w:firstLine="0" w:left="283"/>
+      </w:pPr>
+      <w:r>
+        <w:rPr>
+          <w:rFonts w:ascii="Courier New" w:hAnsi="Courier New"/>
+          <w:color w:val="101010"/>
+          <w:sz w:val="20"/>
+        </w:rPr>
+        <w:t xml:space="preserve"> </w:t>
+      </w:r>
+    </w:p>
+    <w:p>
+      <w:pPr>
+        <w:spacing w:after="0" w:line="240" w:lineRule="auto"/>
+        <w:ind w:firstLine="0" w:left="283"/>
+      </w:pPr>
+      <w:r>
+        <w:rPr>
+          <w:rFonts w:ascii="Courier New" w:hAnsi="Courier New"/>
+          <w:color w:val="101010"/>
+          <w:sz w:val="20"/>
+        </w:rPr>
+        <w:t>use clap::{Parser, Subcommand};</w:t>
+      </w:r>
+    </w:p>
+    <w:p>
+      <w:pPr>
+        <w:spacing w:after="0" w:line="240" w:lineRule="auto"/>
+        <w:ind w:firstLine="0" w:left="283"/>
+      </w:pPr>
+      <w:r>
+        <w:rPr>
+          <w:rFonts w:ascii="Courier New" w:hAnsi="Courier New"/>
+          <w:color w:val="101010"/>
+          <w:sz w:val="20"/>
+        </w:rPr>
+        <w:t>use color_eyre::Result;</w:t>
+      </w:r>
+    </w:p>
+    <w:p>
+      <w:pPr>
+        <w:spacing w:after="0" w:line="240" w:lineRule="auto"/>
+        <w:ind w:firstLine="0" w:left="283"/>
+      </w:pPr>
+      <w:r>
+        <w:rPr>
+          <w:rFonts w:ascii="Courier New" w:hAnsi="Courier New"/>
+          <w:color w:val="101010"/>
+          <w:sz w:val="20"/>
+        </w:rPr>
+        <w:t>use color_eyre::eyre::eyre;</w:t>
+      </w:r>
+    </w:p>
+    <w:p>
+      <w:pPr>
+        <w:spacing w:after="0" w:line="240" w:lineRule="auto"/>
+        <w:ind w:firstLine="0" w:left="283"/>
+      </w:pPr>
+      <w:r>
+        <w:rPr>
+          <w:rFonts w:ascii="Courier New" w:hAnsi="Courier New"/>
+          <w:color w:val="101010"/>
+          <w:sz w:val="20"/>
+        </w:rPr>
+        <w:t xml:space="preserve"> </w:t>
+      </w:r>
+    </w:p>
+    <w:p>
+      <w:pPr>
+        <w:spacing w:after="0" w:line="240" w:lineRule="auto"/>
+        <w:ind w:firstLine="0" w:left="283"/>
+      </w:pPr>
+      <w:r>
+        <w:rPr>
+          <w:rFonts w:ascii="Courier New" w:hAnsi="Courier New"/>
+          <w:color w:val="101010"/>
+          <w:sz w:val="20"/>
+        </w:rPr>
+        <w:t>use crate::application::usecases::xor_apply;</w:t>
+      </w:r>
+    </w:p>
+    <w:p>
+      <w:pPr>
+        <w:spacing w:after="0" w:line="240" w:lineRule="auto"/>
+        <w:ind w:firstLine="0" w:left="283"/>
+      </w:pPr>
+      <w:r>
+        <w:rPr>
+          <w:rFonts w:ascii="Courier New" w:hAnsi="Courier New"/>
+          <w:color w:val="101010"/>
+          <w:sz w:val="20"/>
+        </w:rPr>
+        <w:t xml:space="preserve"> </w:t>
+      </w:r>
+    </w:p>
+    <w:p>
+      <w:pPr>
+        <w:spacing w:after="0" w:line="240" w:lineRule="auto"/>
+        <w:ind w:firstLine="0" w:left="283"/>
+      </w:pPr>
+      <w:r>
+        <w:rPr>
+          <w:rFonts w:ascii="Courier New" w:hAnsi="Courier New"/>
+          <w:color w:val="101010"/>
+          <w:sz w:val="20"/>
+        </w:rPr>
+        <w:t>#[derive(Parser, Debug)]</w:t>
+      </w:r>
+    </w:p>
+    <w:p>
+      <w:pPr>
+        <w:spacing w:after="0" w:line="240" w:lineRule="auto"/>
+        <w:ind w:firstLine="0" w:left="283"/>
+      </w:pPr>
+      <w:r>
+        <w:rPr>
+          <w:rFonts w:ascii="Courier New" w:hAnsi="Courier New"/>
+          <w:color w:val="101010"/>
+          <w:sz w:val="20"/>
+        </w:rPr>
+        <w:t>#[command(name = "lab_05_xor", about = "Лаб 5 — XOR-шифрование", version)]</w:t>
+      </w:r>
+    </w:p>
+    <w:p>
+      <w:pPr>
+        <w:spacing w:after="0" w:line="240" w:lineRule="auto"/>
+        <w:ind w:firstLine="0" w:left="283"/>
+      </w:pPr>
+      <w:r>
+        <w:rPr>
+          <w:rFonts w:ascii="Courier New" w:hAnsi="Courier New"/>
+          <w:color w:val="101010"/>
+          <w:sz w:val="20"/>
+        </w:rPr>
+        <w:t>struct Cli {</w:t>
+      </w:r>
+    </w:p>
+    <w:p>
+      <w:pPr>
+        <w:spacing w:after="0" w:line="240" w:lineRule="auto"/>
+        <w:ind w:firstLine="0" w:left="283"/>
+      </w:pPr>
+      <w:r>
+        <w:rPr>
+          <w:rFonts w:ascii="Courier New" w:hAnsi="Courier New"/>
+          <w:color w:val="101010"/>
+          <w:sz w:val="20"/>
+        </w:rPr>
+        <w:t xml:space="preserve">    #[command(subcommand)]</w:t>
+      </w:r>
+    </w:p>
+    <w:p>
+      <w:pPr>
+        <w:spacing w:after="0" w:line="240" w:lineRule="auto"/>
+        <w:ind w:firstLine="0" w:left="283"/>
+      </w:pPr>
+      <w:r>
+        <w:rPr>
+          <w:rFonts w:ascii="Courier New" w:hAnsi="Courier New"/>
+          <w:color w:val="101010"/>
+          <w:sz w:val="20"/>
+        </w:rPr>
+        <w:t xml:space="preserve">    cmd: Cmd,</w:t>
+      </w:r>
+    </w:p>
+    <w:p>
+      <w:pPr>
+        <w:spacing w:after="0" w:line="240" w:lineRule="auto"/>
+        <w:ind w:firstLine="0" w:left="283"/>
+      </w:pPr>
+      <w:r>
+        <w:rPr>
+          <w:rFonts w:ascii="Courier New" w:hAnsi="Courier New"/>
+          <w:color w:val="101010"/>
+          <w:sz w:val="20"/>
+        </w:rPr>
+        <w:t>}</w:t>
+      </w:r>
+    </w:p>
+    <w:p>
+      <w:pPr>
+        <w:spacing w:after="0" w:line="240" w:lineRule="auto"/>
+        <w:ind w:firstLine="0" w:left="283"/>
+      </w:pPr>
+      <w:r>
+        <w:rPr>
+          <w:rFonts w:ascii="Courier New" w:hAnsi="Courier New"/>
+          <w:color w:val="101010"/>
+          <w:sz w:val="20"/>
+        </w:rPr>
+        <w:t xml:space="preserve"> </w:t>
+      </w:r>
+    </w:p>
+    <w:p>
+      <w:pPr>
+        <w:spacing w:after="0" w:line="240" w:lineRule="auto"/>
+        <w:ind w:firstLine="0" w:left="283"/>
+      </w:pPr>
+      <w:r>
+        <w:rPr>
+          <w:rFonts w:ascii="Courier New" w:hAnsi="Courier New"/>
+          <w:color w:val="101010"/>
+          <w:sz w:val="20"/>
+        </w:rPr>
+        <w:t>#[derive(Subcommand, Debug)]</w:t>
+      </w:r>
+    </w:p>
+    <w:p>
+      <w:pPr>
+        <w:spacing w:after="0" w:line="240" w:lineRule="auto"/>
+        <w:ind w:firstLine="0" w:left="283"/>
+      </w:pPr>
+      <w:r>
+        <w:rPr>
+          <w:rFonts w:ascii="Courier New" w:hAnsi="Courier New"/>
+          <w:color w:val="101010"/>
+          <w:sz w:val="20"/>
+        </w:rPr>
+        <w:t>enum Cmd {</w:t>
+      </w:r>
+    </w:p>
+    <w:p>
+      <w:pPr>
+        <w:spacing w:after="0" w:line="240" w:lineRule="auto"/>
+        <w:ind w:firstLine="0" w:left="283"/>
+      </w:pPr>
+      <w:r>
+        <w:rPr>
+          <w:rFonts w:ascii="Courier New" w:hAnsi="Courier New"/>
+          <w:color w:val="101010"/>
+          <w:sz w:val="20"/>
+        </w:rPr>
+        <w:t xml:space="preserve">    /// Зашифровать UTF-8 текст однобайтовым или многобайтовым ключом.</w:t>
+      </w:r>
+    </w:p>
+    <w:p>
+      <w:pPr>
+        <w:spacing w:after="0" w:line="240" w:lineRule="auto"/>
+        <w:ind w:firstLine="0" w:left="283"/>
+      </w:pPr>
+      <w:r>
+        <w:rPr>
+          <w:rFonts w:ascii="Courier New" w:hAnsi="Courier New"/>
+          <w:color w:val="101010"/>
+          <w:sz w:val="20"/>
+        </w:rPr>
+        <w:t xml:space="preserve">    Encrypt {</w:t>
+      </w:r>
+    </w:p>
+    <w:p>
+      <w:pPr>
+        <w:spacing w:after="0" w:line="240" w:lineRule="auto"/>
+        <w:ind w:firstLine="0" w:left="283"/>
+      </w:pPr>
+      <w:r>
+        <w:rPr>
+          <w:rFonts w:ascii="Courier New" w:hAnsi="Courier New"/>
+          <w:color w:val="101010"/>
+          <w:sz w:val="20"/>
+        </w:rPr>
+        <w:t xml:space="preserve">        /// Открытый текст.</w:t>
+      </w:r>
+    </w:p>
+    <w:p>
+      <w:pPr>
+        <w:spacing w:after="0" w:line="240" w:lineRule="auto"/>
+        <w:ind w:firstLine="0" w:left="283"/>
+      </w:pPr>
+      <w:r>
+        <w:rPr>
+          <w:rFonts w:ascii="Courier New" w:hAnsi="Courier New"/>
+          <w:color w:val="101010"/>
+          <w:sz w:val="20"/>
+        </w:rPr>
+        <w:t xml:space="preserve">        text: String,</w:t>
+      </w:r>
+    </w:p>
+    <w:p>
+      <w:pPr>
+        <w:spacing w:after="0" w:line="240" w:lineRule="auto"/>
+        <w:ind w:firstLine="0" w:left="283"/>
+      </w:pPr>
+      <w:r>
+        <w:rPr>
+          <w:rFonts w:ascii="Courier New" w:hAnsi="Courier New"/>
+          <w:color w:val="101010"/>
+          <w:sz w:val="20"/>
+        </w:rPr>
+        <w:t xml:space="preserve">        /// Ключ: одно число 0..255 (например 70) или строка (например "KEY").</w:t>
+      </w:r>
+    </w:p>
+    <w:p>
+      <w:pPr>
+        <w:spacing w:after="0" w:line="240" w:lineRule="auto"/>
+        <w:ind w:firstLine="0" w:left="283"/>
+      </w:pPr>
+      <w:r>
+        <w:rPr>
+          <w:rFonts w:ascii="Courier New" w:hAnsi="Courier New"/>
+          <w:color w:val="101010"/>
+          <w:sz w:val="20"/>
+        </w:rPr>
+        <w:t xml:space="preserve">        #[arg(long)]</w:t>
+      </w:r>
+    </w:p>
+    <w:p>
+      <w:pPr>
+        <w:spacing w:after="0" w:line="240" w:lineRule="auto"/>
+        <w:ind w:firstLine="0" w:left="283"/>
+      </w:pPr>
+      <w:r>
+        <w:rPr>
+          <w:rFonts w:ascii="Courier New" w:hAnsi="Courier New"/>
+          <w:color w:val="101010"/>
+          <w:sz w:val="20"/>
+        </w:rPr>
+        <w:t xml:space="preserve">        key: String,</w:t>
+      </w:r>
+    </w:p>
+    <w:p>
+      <w:pPr>
+        <w:spacing w:after="0" w:line="240" w:lineRule="auto"/>
+        <w:ind w:firstLine="0" w:left="283"/>
+      </w:pPr>
+      <w:r>
+        <w:rPr>
+          <w:rFonts w:ascii="Courier New" w:hAnsi="Courier New"/>
+          <w:color w:val="101010"/>
+          <w:sz w:val="20"/>
+        </w:rPr>
+        <w:t xml:space="preserve">    },</w:t>
+      </w:r>
+    </w:p>
+    <w:p>
+      <w:pPr>
+        <w:spacing w:after="0" w:line="240" w:lineRule="auto"/>
+        <w:ind w:firstLine="0" w:left="283"/>
+      </w:pPr>
+      <w:r>
+        <w:rPr>
+          <w:rFonts w:ascii="Courier New" w:hAnsi="Courier New"/>
+          <w:color w:val="101010"/>
+          <w:sz w:val="20"/>
+        </w:rPr>
+        <w:t xml:space="preserve">    /// Расшифровать байты, заданные как разделённые пробелами десятичные числа.</w:t>
+      </w:r>
+    </w:p>
+    <w:p>
+      <w:pPr>
+        <w:spacing w:after="0" w:line="240" w:lineRule="auto"/>
+        <w:ind w:firstLine="0" w:left="283"/>
+      </w:pPr>
+      <w:r>
+        <w:rPr>
+          <w:rFonts w:ascii="Courier New" w:hAnsi="Courier New"/>
+          <w:color w:val="101010"/>
+          <w:sz w:val="20"/>
+        </w:rPr>
+        <w:t xml:space="preserve">    Decrypt {</w:t>
+      </w:r>
+    </w:p>
+    <w:p>
+      <w:pPr>
+        <w:spacing w:after="0" w:line="240" w:lineRule="auto"/>
+        <w:ind w:firstLine="0" w:left="283"/>
+      </w:pPr>
+      <w:r>
+        <w:rPr>
+          <w:rFonts w:ascii="Courier New" w:hAnsi="Courier New"/>
+          <w:color w:val="101010"/>
+          <w:sz w:val="20"/>
+        </w:rPr>
+        <w:t xml:space="preserve">        /// Шифртекст в виде "139 168 ..." (десятичные коды байтов).</w:t>
+      </w:r>
+    </w:p>
+    <w:p>
+      <w:pPr>
+        <w:spacing w:after="0" w:line="240" w:lineRule="auto"/>
+        <w:ind w:firstLine="0" w:left="283"/>
+      </w:pPr>
+      <w:r>
+        <w:rPr>
+          <w:rFonts w:ascii="Courier New" w:hAnsi="Courier New"/>
+          <w:color w:val="101010"/>
+          <w:sz w:val="20"/>
+        </w:rPr>
+        <w:t xml:space="preserve">        cipher: String,</w:t>
+      </w:r>
+    </w:p>
+    <w:p>
+      <w:pPr>
+        <w:spacing w:after="0" w:line="240" w:lineRule="auto"/>
+        <w:ind w:firstLine="0" w:left="283"/>
+      </w:pPr>
+      <w:r>
+        <w:rPr>
+          <w:rFonts w:ascii="Courier New" w:hAnsi="Courier New"/>
+          <w:color w:val="101010"/>
+          <w:sz w:val="20"/>
+        </w:rPr>
+        <w:t xml:space="preserve">        #[arg(long)]</w:t>
+      </w:r>
+    </w:p>
+    <w:p>
+      <w:pPr>
+        <w:spacing w:after="0" w:line="240" w:lineRule="auto"/>
+        <w:ind w:firstLine="0" w:left="283"/>
+      </w:pPr>
+      <w:r>
+        <w:rPr>
+          <w:rFonts w:ascii="Courier New" w:hAnsi="Courier New"/>
+          <w:color w:val="101010"/>
+          <w:sz w:val="20"/>
+        </w:rPr>
+        <w:t xml:space="preserve">        key: String,</w:t>
+      </w:r>
+    </w:p>
+    <w:p>
+      <w:pPr>
+        <w:spacing w:after="0" w:line="240" w:lineRule="auto"/>
+        <w:ind w:firstLine="0" w:left="283"/>
+      </w:pPr>
+      <w:r>
+        <w:rPr>
+          <w:rFonts w:ascii="Courier New" w:hAnsi="Courier New"/>
+          <w:color w:val="101010"/>
+          <w:sz w:val="20"/>
+        </w:rPr>
+        <w:t xml:space="preserve">    },</w:t>
+      </w:r>
+    </w:p>
+    <w:p>
+      <w:pPr>
+        <w:spacing w:after="0" w:line="240" w:lineRule="auto"/>
+        <w:ind w:firstLine="0" w:left="283"/>
+      </w:pPr>
+      <w:r>
+        <w:rPr>
+          <w:rFonts w:ascii="Courier New" w:hAnsi="Courier New"/>
+          <w:color w:val="101010"/>
+          <w:sz w:val="20"/>
+        </w:rPr>
+        <w:t xml:space="preserve">    /// Прогнать пример из методички: стих Блока с ключом 70.</w:t>
+      </w:r>
+    </w:p>
+    <w:p>
+      <w:pPr>
+        <w:spacing w:after="0" w:line="240" w:lineRule="auto"/>
+        <w:ind w:firstLine="0" w:left="283"/>
+      </w:pPr>
+      <w:r>
+        <w:rPr>
+          <w:rFonts w:ascii="Courier New" w:hAnsi="Courier New"/>
+          <w:color w:val="101010"/>
+          <w:sz w:val="20"/>
+        </w:rPr>
+        <w:t xml:space="preserve">    Demo,</w:t>
+      </w:r>
+    </w:p>
+    <w:p>
+      <w:pPr>
+        <w:spacing w:after="0" w:line="240" w:lineRule="auto"/>
+        <w:ind w:firstLine="0" w:left="283"/>
+      </w:pPr>
+      <w:r>
+        <w:rPr>
+          <w:rFonts w:ascii="Courier New" w:hAnsi="Courier New"/>
+          <w:color w:val="101010"/>
+          <w:sz w:val="20"/>
+        </w:rPr>
+        <w:t>}</w:t>
+      </w:r>
+    </w:p>
+    <w:p>
+      <w:pPr>
+        <w:spacing w:after="0" w:line="240" w:lineRule="auto"/>
+        <w:ind w:firstLine="0" w:left="283"/>
+      </w:pPr>
+      <w:r>
+        <w:rPr>
+          <w:rFonts w:ascii="Courier New" w:hAnsi="Courier New"/>
+          <w:color w:val="101010"/>
+          <w:sz w:val="20"/>
+        </w:rPr>
+        <w:t xml:space="preserve"> </w:t>
+      </w:r>
+    </w:p>
+    <w:p>
+      <w:pPr>
+        <w:spacing w:after="0" w:line="240" w:lineRule="auto"/>
+        <w:ind w:firstLine="0" w:left="283"/>
+      </w:pPr>
+      <w:r>
+        <w:rPr>
+          <w:rFonts w:ascii="Courier New" w:hAnsi="Courier New"/>
+          <w:color w:val="101010"/>
+          <w:sz w:val="20"/>
+        </w:rPr>
+        <w:t>fn parse_key(s: &amp;str) -&gt; Vec&lt;u8&gt; {</w:t>
+      </w:r>
+    </w:p>
+    <w:p>
+      <w:pPr>
+        <w:spacing w:after="0" w:line="240" w:lineRule="auto"/>
+        <w:ind w:firstLine="0" w:left="283"/>
+      </w:pPr>
+      <w:r>
+        <w:rPr>
+          <w:rFonts w:ascii="Courier New" w:hAnsi="Courier New"/>
+          <w:color w:val="101010"/>
+          <w:sz w:val="20"/>
+        </w:rPr>
+        <w:t xml:space="preserve">    if let Ok(n) = s.parse::&lt;u8&gt;() {</w:t>
+      </w:r>
+    </w:p>
+    <w:p>
+      <w:pPr>
+        <w:spacing w:after="0" w:line="240" w:lineRule="auto"/>
+        <w:ind w:firstLine="0" w:left="283"/>
+      </w:pPr>
+      <w:r>
+        <w:rPr>
+          <w:rFonts w:ascii="Courier New" w:hAnsi="Courier New"/>
+          <w:color w:val="101010"/>
+          <w:sz w:val="20"/>
+        </w:rPr>
+        <w:t xml:space="preserve">        return vec![n];</w:t>
+      </w:r>
+    </w:p>
+    <w:p>
+      <w:pPr>
+        <w:spacing w:after="0" w:line="240" w:lineRule="auto"/>
+        <w:ind w:firstLine="0" w:left="283"/>
+      </w:pPr>
+      <w:r>
+        <w:rPr>
+          <w:rFonts w:ascii="Courier New" w:hAnsi="Courier New"/>
+          <w:color w:val="101010"/>
+          <w:sz w:val="20"/>
+        </w:rPr>
+        <w:t xml:space="preserve">    }</w:t>
+      </w:r>
+    </w:p>
+    <w:p>
+      <w:pPr>
+        <w:spacing w:after="0" w:line="240" w:lineRule="auto"/>
+        <w:ind w:firstLine="0" w:left="283"/>
+      </w:pPr>
+      <w:r>
+        <w:rPr>
+          <w:rFonts w:ascii="Courier New" w:hAnsi="Courier New"/>
+          <w:color w:val="101010"/>
+          <w:sz w:val="20"/>
+        </w:rPr>
+        <w:t xml:space="preserve">    s.as_bytes().to_vec()</w:t>
+      </w:r>
+    </w:p>
+    <w:p>
+      <w:pPr>
+        <w:spacing w:after="0" w:line="240" w:lineRule="auto"/>
+        <w:ind w:firstLine="0" w:left="283"/>
+      </w:pPr>
+      <w:r>
+        <w:rPr>
+          <w:rFonts w:ascii="Courier New" w:hAnsi="Courier New"/>
+          <w:color w:val="101010"/>
+          <w:sz w:val="20"/>
+        </w:rPr>
+        <w:t>}</w:t>
+      </w:r>
+    </w:p>
+    <w:p>
+      <w:pPr>
+        <w:spacing w:after="0" w:line="240" w:lineRule="auto"/>
+        <w:ind w:firstLine="0" w:left="283"/>
+      </w:pPr>
+      <w:r>
+        <w:rPr>
+          <w:rFonts w:ascii="Courier New" w:hAnsi="Courier New"/>
+          <w:color w:val="101010"/>
+          <w:sz w:val="20"/>
+        </w:rPr>
+        <w:t xml:space="preserve"> </w:t>
+      </w:r>
+    </w:p>
+    <w:p>
+      <w:pPr>
+        <w:spacing w:after="0" w:line="240" w:lineRule="auto"/>
+        <w:ind w:firstLine="0" w:left="283"/>
+      </w:pPr>
+      <w:r>
+        <w:rPr>
+          <w:rFonts w:ascii="Courier New" w:hAnsi="Courier New"/>
+          <w:color w:val="101010"/>
+          <w:sz w:val="20"/>
+        </w:rPr>
+        <w:t>fn parse_decimal_bytes(s: &amp;str) -&gt; Result&lt;Vec&lt;u8&gt;&gt; {</w:t>
+      </w:r>
+    </w:p>
+    <w:p>
+      <w:pPr>
+        <w:spacing w:after="0" w:line="240" w:lineRule="auto"/>
+        <w:ind w:firstLine="0" w:left="283"/>
+      </w:pPr>
+      <w:r>
+        <w:rPr>
+          <w:rFonts w:ascii="Courier New" w:hAnsi="Courier New"/>
+          <w:color w:val="101010"/>
+          <w:sz w:val="20"/>
+        </w:rPr>
+        <w:t xml:space="preserve">    s.split_whitespace()</w:t>
+      </w:r>
+    </w:p>
+    <w:p>
+      <w:pPr>
+        <w:spacing w:after="0" w:line="240" w:lineRule="auto"/>
+        <w:ind w:firstLine="0" w:left="283"/>
+      </w:pPr>
+      <w:r>
+        <w:rPr>
+          <w:rFonts w:ascii="Courier New" w:hAnsi="Courier New"/>
+          <w:color w:val="101010"/>
+          <w:sz w:val="20"/>
+        </w:rPr>
+        <w:t xml:space="preserve">        .map(|t| t.parse::&lt;u8&gt;().map_err(|e| eyre!("не байт '{t}': {e}")))</w:t>
+      </w:r>
+    </w:p>
+    <w:p>
+      <w:pPr>
+        <w:spacing w:after="0" w:line="240" w:lineRule="auto"/>
+        <w:ind w:firstLine="0" w:left="283"/>
+      </w:pPr>
+      <w:r>
+        <w:rPr>
+          <w:rFonts w:ascii="Courier New" w:hAnsi="Courier New"/>
+          <w:color w:val="101010"/>
+          <w:sz w:val="20"/>
+        </w:rPr>
+        <w:t xml:space="preserve">        .collect()</w:t>
+      </w:r>
+    </w:p>
+    <w:p>
+      <w:pPr>
+        <w:spacing w:after="0" w:line="240" w:lineRule="auto"/>
+        <w:ind w:firstLine="0" w:left="283"/>
+      </w:pPr>
+      <w:r>
+        <w:rPr>
+          <w:rFonts w:ascii="Courier New" w:hAnsi="Courier New"/>
+          <w:color w:val="101010"/>
+          <w:sz w:val="20"/>
+        </w:rPr>
+        <w:t>}</w:t>
+      </w:r>
+    </w:p>
+    <w:p>
+      <w:pPr>
+        <w:spacing w:after="0" w:line="240" w:lineRule="auto"/>
+        <w:ind w:firstLine="0" w:left="283"/>
+      </w:pPr>
+      <w:r>
+        <w:rPr>
+          <w:rFonts w:ascii="Courier New" w:hAnsi="Courier New"/>
+          <w:color w:val="101010"/>
+          <w:sz w:val="20"/>
+        </w:rPr>
+        <w:t xml:space="preserve"> </w:t>
+      </w:r>
+    </w:p>
+    <w:p>
+      <w:pPr>
+        <w:spacing w:after="0" w:line="240" w:lineRule="auto"/>
+        <w:ind w:firstLine="0" w:left="283"/>
+      </w:pPr>
+      <w:r>
+        <w:rPr>
+          <w:rFonts w:ascii="Courier New" w:hAnsi="Courier New"/>
+          <w:color w:val="101010"/>
+          <w:sz w:val="20"/>
+        </w:rPr>
+        <w:t>pub fn run() -&gt; Result&lt;()&gt; {</w:t>
+      </w:r>
+    </w:p>
+    <w:p>
+      <w:pPr>
+        <w:spacing w:after="0" w:line="240" w:lineRule="auto"/>
+        <w:ind w:firstLine="0" w:left="283"/>
+      </w:pPr>
+      <w:r>
+        <w:rPr>
+          <w:rFonts w:ascii="Courier New" w:hAnsi="Courier New"/>
+          <w:color w:val="101010"/>
+          <w:sz w:val="20"/>
+        </w:rPr>
+        <w:t xml:space="preserve">    match Cli::parse().cmd {</w:t>
+      </w:r>
+    </w:p>
+    <w:p>
+      <w:pPr>
+        <w:spacing w:after="0" w:line="240" w:lineRule="auto"/>
+        <w:ind w:firstLine="0" w:left="283"/>
+      </w:pPr>
+      <w:r>
+        <w:rPr>
+          <w:rFonts w:ascii="Courier New" w:hAnsi="Courier New"/>
+          <w:color w:val="101010"/>
+          <w:sz w:val="20"/>
+        </w:rPr>
+        <w:t xml:space="preserve">        Cmd::Encrypt { text, key } =&gt; {</w:t>
+      </w:r>
+    </w:p>
+    <w:p>
+      <w:pPr>
+        <w:spacing w:after="0" w:line="240" w:lineRule="auto"/>
+        <w:ind w:firstLine="0" w:left="283"/>
+      </w:pPr>
+      <w:r>
+        <w:rPr>
+          <w:rFonts w:ascii="Courier New" w:hAnsi="Courier New"/>
+          <w:color w:val="101010"/>
+          <w:sz w:val="20"/>
+        </w:rPr>
+        <w:t xml:space="preserve">            let k = parse_key(&amp;key);</w:t>
+      </w:r>
+    </w:p>
+    <w:p>
+      <w:pPr>
+        <w:spacing w:after="0" w:line="240" w:lineRule="auto"/>
+        <w:ind w:firstLine="0" w:left="283"/>
+      </w:pPr>
+      <w:r>
+        <w:rPr>
+          <w:rFonts w:ascii="Courier New" w:hAnsi="Courier New"/>
+          <w:color w:val="101010"/>
+          <w:sz w:val="20"/>
+        </w:rPr>
+        <w:t xml:space="preserve">            let report = xor_apply(text.as_bytes(), &amp;k);</w:t>
+      </w:r>
+    </w:p>
+    <w:p>
+      <w:pPr>
+        <w:spacing w:after="0" w:line="240" w:lineRule="auto"/>
+        <w:ind w:firstLine="0" w:left="283"/>
+      </w:pPr>
+      <w:r>
+        <w:rPr>
+          <w:rFonts w:ascii="Courier New" w:hAnsi="Courier New"/>
+          <w:color w:val="101010"/>
+          <w:sz w:val="20"/>
+        </w:rPr>
+        <w:t xml:space="preserve">            println!("Открытый текст: {text}");</w:t>
+      </w:r>
+    </w:p>
+    <w:p>
+      <w:pPr>
+        <w:spacing w:after="0" w:line="240" w:lineRule="auto"/>
+        <w:ind w:firstLine="0" w:left="283"/>
+      </w:pPr>
+      <w:r>
+        <w:rPr>
+          <w:rFonts w:ascii="Courier New" w:hAnsi="Courier New"/>
+          <w:color w:val="101010"/>
+          <w:sz w:val="20"/>
+        </w:rPr>
+        <w:t xml:space="preserve">            println!("Ключ (байты): {:?}", report.key);</w:t>
+      </w:r>
+    </w:p>
+    <w:p>
+      <w:pPr>
+        <w:spacing w:after="0" w:line="240" w:lineRule="auto"/>
+        <w:ind w:firstLine="0" w:left="283"/>
+      </w:pPr>
+      <w:r>
+        <w:rPr>
+          <w:rFonts w:ascii="Courier New" w:hAnsi="Courier New"/>
+          <w:color w:val="101010"/>
+          <w:sz w:val="20"/>
+        </w:rPr>
+        <w:t xml:space="preserve">            println!("Шифртекст (HEX): {}", report.output_hex());</w:t>
+      </w:r>
+    </w:p>
+    <w:p>
+      <w:pPr>
+        <w:spacing w:after="0" w:line="240" w:lineRule="auto"/>
+        <w:ind w:firstLine="0" w:left="283"/>
+      </w:pPr>
+      <w:r>
+        <w:rPr>
+          <w:rFonts w:ascii="Courier New" w:hAnsi="Courier New"/>
+          <w:color w:val="101010"/>
+          <w:sz w:val="20"/>
+        </w:rPr>
+        <w:t xml:space="preserve">            println!("Шифртекст (DEC): {}", report.output_decimal());</w:t>
+      </w:r>
+    </w:p>
+    <w:p>
+      <w:pPr>
+        <w:spacing w:after="0" w:line="240" w:lineRule="auto"/>
+        <w:ind w:firstLine="0" w:left="283"/>
+      </w:pPr>
+      <w:r>
+        <w:rPr>
+          <w:rFonts w:ascii="Courier New" w:hAnsi="Courier New"/>
+          <w:color w:val="101010"/>
+          <w:sz w:val="20"/>
+        </w:rPr>
+        <w:t xml:space="preserve">        }</w:t>
+      </w:r>
+    </w:p>
+    <w:p>
+      <w:pPr>
+        <w:spacing w:after="0" w:line="240" w:lineRule="auto"/>
+        <w:ind w:firstLine="0" w:left="283"/>
+      </w:pPr>
+      <w:r>
+        <w:rPr>
+          <w:rFonts w:ascii="Courier New" w:hAnsi="Courier New"/>
+          <w:color w:val="101010"/>
+          <w:sz w:val="20"/>
+        </w:rPr>
+        <w:t xml:space="preserve">        Cmd::Decrypt { cipher, key } =&gt; {</w:t>
+      </w:r>
+    </w:p>
+    <w:p>
+      <w:pPr>
+        <w:spacing w:after="0" w:line="240" w:lineRule="auto"/>
+        <w:ind w:firstLine="0" w:left="283"/>
+      </w:pPr>
+      <w:r>
+        <w:rPr>
+          <w:rFonts w:ascii="Courier New" w:hAnsi="Courier New"/>
+          <w:color w:val="101010"/>
+          <w:sz w:val="20"/>
+        </w:rPr>
+        <w:t xml:space="preserve">            let cipher_bytes = parse_decimal_bytes(&amp;cipher)?;</w:t>
+      </w:r>
+    </w:p>
+    <w:p>
+      <w:pPr>
+        <w:spacing w:after="0" w:line="240" w:lineRule="auto"/>
+        <w:ind w:firstLine="0" w:left="283"/>
+      </w:pPr>
+      <w:r>
+        <w:rPr>
+          <w:rFonts w:ascii="Courier New" w:hAnsi="Courier New"/>
+          <w:color w:val="101010"/>
+          <w:sz w:val="20"/>
+        </w:rPr>
+        <w:t xml:space="preserve">            let k = parse_key(&amp;key);</w:t>
+      </w:r>
+    </w:p>
+    <w:p>
+      <w:pPr>
+        <w:spacing w:after="0" w:line="240" w:lineRule="auto"/>
+        <w:ind w:firstLine="0" w:left="283"/>
+      </w:pPr>
+      <w:r>
+        <w:rPr>
+          <w:rFonts w:ascii="Courier New" w:hAnsi="Courier New"/>
+          <w:color w:val="101010"/>
+          <w:sz w:val="20"/>
+        </w:rPr>
+        <w:t xml:space="preserve">            let report = xor_apply(&amp;cipher_bytes, &amp;k);</w:t>
+      </w:r>
+    </w:p>
+    <w:p>
+      <w:pPr>
+        <w:spacing w:after="0" w:line="240" w:lineRule="auto"/>
+        <w:ind w:firstLine="0" w:left="283"/>
+      </w:pPr>
+      <w:r>
+        <w:rPr>
+          <w:rFonts w:ascii="Courier New" w:hAnsi="Courier New"/>
+          <w:color w:val="101010"/>
+          <w:sz w:val="20"/>
+        </w:rPr>
+        <w:t xml:space="preserve">            let text = String::from_utf8_lossy(&amp;report.output);</w:t>
+      </w:r>
+    </w:p>
+    <w:p>
+      <w:pPr>
+        <w:spacing w:after="0" w:line="240" w:lineRule="auto"/>
+        <w:ind w:firstLine="0" w:left="283"/>
+      </w:pPr>
+      <w:r>
+        <w:rPr>
+          <w:rFonts w:ascii="Courier New" w:hAnsi="Courier New"/>
+          <w:color w:val="101010"/>
+          <w:sz w:val="20"/>
+        </w:rPr>
+        <w:t xml:space="preserve">            println!(</w:t>
+      </w:r>
+    </w:p>
+    <w:p>
+      <w:pPr>
+        <w:spacing w:after="0" w:line="240" w:lineRule="auto"/>
+        <w:ind w:firstLine="0" w:left="283"/>
+      </w:pPr>
+      <w:r>
+        <w:rPr>
+          <w:rFonts w:ascii="Courier New" w:hAnsi="Courier New"/>
+          <w:color w:val="101010"/>
+          <w:sz w:val="20"/>
+        </w:rPr>
+        <w:t xml:space="preserve">                "Шифртекст (DEC): {}",</w:t>
+      </w:r>
+    </w:p>
+    <w:p>
+      <w:pPr>
+        <w:spacing w:after="0" w:line="240" w:lineRule="auto"/>
+        <w:ind w:firstLine="0" w:left="283"/>
+      </w:pPr>
+      <w:r>
+        <w:rPr>
+          <w:rFonts w:ascii="Courier New" w:hAnsi="Courier New"/>
+          <w:color w:val="101010"/>
+          <w:sz w:val="20"/>
+        </w:rPr>
+        <w:t xml:space="preserve">                report</w:t>
+      </w:r>
+    </w:p>
+    <w:p>
+      <w:pPr>
+        <w:spacing w:after="0" w:line="240" w:lineRule="auto"/>
+        <w:ind w:firstLine="0" w:left="283"/>
+      </w:pPr>
+      <w:r>
+        <w:rPr>
+          <w:rFonts w:ascii="Courier New" w:hAnsi="Courier New"/>
+          <w:color w:val="101010"/>
+          <w:sz w:val="20"/>
+        </w:rPr>
+        <w:t xml:space="preserve">                    .input</w:t>
+      </w:r>
+    </w:p>
+    <w:p>
+      <w:pPr>
+        <w:spacing w:after="0" w:line="240" w:lineRule="auto"/>
+        <w:ind w:firstLine="0" w:left="283"/>
+      </w:pPr>
+      <w:r>
+        <w:rPr>
+          <w:rFonts w:ascii="Courier New" w:hAnsi="Courier New"/>
+          <w:color w:val="101010"/>
+          <w:sz w:val="20"/>
+        </w:rPr>
+        <w:t xml:space="preserve">                    .iter()</w:t>
+      </w:r>
+    </w:p>
+    <w:p>
+      <w:pPr>
+        <w:spacing w:after="0" w:line="240" w:lineRule="auto"/>
+        <w:ind w:firstLine="0" w:left="283"/>
+      </w:pPr>
+      <w:r>
+        <w:rPr>
+          <w:rFonts w:ascii="Courier New" w:hAnsi="Courier New"/>
+          <w:color w:val="101010"/>
+          <w:sz w:val="20"/>
+        </w:rPr>
+        <w:t xml:space="preserve">                    .map(u8::to_string)</w:t>
+      </w:r>
+    </w:p>
+    <w:p>
+      <w:pPr>
+        <w:spacing w:after="0" w:line="240" w:lineRule="auto"/>
+        <w:ind w:firstLine="0" w:left="283"/>
+      </w:pPr>
+      <w:r>
+        <w:rPr>
+          <w:rFonts w:ascii="Courier New" w:hAnsi="Courier New"/>
+          <w:color w:val="101010"/>
+          <w:sz w:val="20"/>
+        </w:rPr>
+        <w:t xml:space="preserve">                    .collect::&lt;Vec&lt;_&gt;&gt;()</w:t>
+      </w:r>
+    </w:p>
+    <w:p>
+      <w:pPr>
+        <w:spacing w:after="0" w:line="240" w:lineRule="auto"/>
+        <w:ind w:firstLine="0" w:left="283"/>
+      </w:pPr>
+      <w:r>
+        <w:rPr>
+          <w:rFonts w:ascii="Courier New" w:hAnsi="Courier New"/>
+          <w:color w:val="101010"/>
+          <w:sz w:val="20"/>
+        </w:rPr>
+        <w:t xml:space="preserve">                    .join(" ")</w:t>
+      </w:r>
+    </w:p>
+    <w:p>
+      <w:pPr>
+        <w:spacing w:after="0" w:line="240" w:lineRule="auto"/>
+        <w:ind w:firstLine="0" w:left="283"/>
+      </w:pPr>
+      <w:r>
+        <w:rPr>
+          <w:rFonts w:ascii="Courier New" w:hAnsi="Courier New"/>
+          <w:color w:val="101010"/>
+          <w:sz w:val="20"/>
+        </w:rPr>
+        <w:t xml:space="preserve">            );</w:t>
+      </w:r>
+    </w:p>
+    <w:p>
+      <w:pPr>
+        <w:spacing w:after="0" w:line="240" w:lineRule="auto"/>
+        <w:ind w:firstLine="0" w:left="283"/>
+      </w:pPr>
+      <w:r>
+        <w:rPr>
+          <w:rFonts w:ascii="Courier New" w:hAnsi="Courier New"/>
+          <w:color w:val="101010"/>
+          <w:sz w:val="20"/>
+        </w:rPr>
+        <w:t xml:space="preserve">            println!("Ключ (байты): {:?}", report.key);</w:t>
+      </w:r>
+    </w:p>
+    <w:p>
+      <w:pPr>
+        <w:spacing w:after="0" w:line="240" w:lineRule="auto"/>
+        <w:ind w:firstLine="0" w:left="283"/>
+      </w:pPr>
+      <w:r>
+        <w:rPr>
+          <w:rFonts w:ascii="Courier New" w:hAnsi="Courier New"/>
+          <w:color w:val="101010"/>
+          <w:sz w:val="20"/>
+        </w:rPr>
+        <w:t xml:space="preserve">            println!("Расшифрованный текст: {text}");</w:t>
+      </w:r>
+    </w:p>
+    <w:p>
+      <w:pPr>
+        <w:spacing w:after="0" w:line="240" w:lineRule="auto"/>
+        <w:ind w:firstLine="0" w:left="283"/>
+      </w:pPr>
+      <w:r>
+        <w:rPr>
+          <w:rFonts w:ascii="Courier New" w:hAnsi="Courier New"/>
+          <w:color w:val="101010"/>
+          <w:sz w:val="20"/>
+        </w:rPr>
+        <w:t xml:space="preserve">        }</w:t>
+      </w:r>
+    </w:p>
+    <w:p>
+      <w:pPr>
+        <w:spacing w:after="0" w:line="240" w:lineRule="auto"/>
+        <w:ind w:firstLine="0" w:left="283"/>
+      </w:pPr>
+      <w:r>
+        <w:rPr>
+          <w:rFonts w:ascii="Courier New" w:hAnsi="Courier New"/>
+          <w:color w:val="101010"/>
+          <w:sz w:val="20"/>
+        </w:rPr>
+        <w:t xml:space="preserve">        Cmd::Demo =&gt; {</w:t>
+      </w:r>
+    </w:p>
+    <w:p>
+      <w:pPr>
+        <w:spacing w:after="0" w:line="240" w:lineRule="auto"/>
+        <w:ind w:firstLine="0" w:left="283"/>
+      </w:pPr>
+      <w:r>
+        <w:rPr>
+          <w:rFonts w:ascii="Courier New" w:hAnsi="Courier New"/>
+          <w:color w:val="101010"/>
+          <w:sz w:val="20"/>
+        </w:rPr>
+        <w:t xml:space="preserve">            let stanza = "Ночь, улица, фонарь, аптека,\n\</w:t>
+      </w:r>
+    </w:p>
+    <w:p>
+      <w:pPr>
+        <w:spacing w:after="0" w:line="240" w:lineRule="auto"/>
+        <w:ind w:firstLine="0" w:left="283"/>
+      </w:pPr>
+      <w:r>
+        <w:rPr>
+          <w:rFonts w:ascii="Courier New" w:hAnsi="Courier New"/>
+          <w:color w:val="101010"/>
+          <w:sz w:val="20"/>
+        </w:rPr>
+        <w:t xml:space="preserve">                          Бессмысленный и тусклый свет.\n\</w:t>
+      </w:r>
+    </w:p>
+    <w:p>
+      <w:pPr>
+        <w:spacing w:after="0" w:line="240" w:lineRule="auto"/>
+        <w:ind w:firstLine="0" w:left="283"/>
+      </w:pPr>
+      <w:r>
+        <w:rPr>
+          <w:rFonts w:ascii="Courier New" w:hAnsi="Courier New"/>
+          <w:color w:val="101010"/>
+          <w:sz w:val="20"/>
+        </w:rPr>
+        <w:t xml:space="preserve">                          Живи ещё хоть четверть века —\n\</w:t>
+      </w:r>
+    </w:p>
+    <w:p>
+      <w:pPr>
+        <w:spacing w:after="0" w:line="240" w:lineRule="auto"/>
+        <w:ind w:firstLine="0" w:left="283"/>
+      </w:pPr>
+      <w:r>
+        <w:rPr>
+          <w:rFonts w:ascii="Courier New" w:hAnsi="Courier New"/>
+          <w:color w:val="101010"/>
+          <w:sz w:val="20"/>
+        </w:rPr>
+        <w:t xml:space="preserve">                          Всё будет так. Исхода нет.";</w:t>
+      </w:r>
+    </w:p>
+    <w:p>
+      <w:pPr>
+        <w:spacing w:after="0" w:line="240" w:lineRule="auto"/>
+        <w:ind w:firstLine="0" w:left="283"/>
+      </w:pPr>
+      <w:r>
+        <w:rPr>
+          <w:rFonts w:ascii="Courier New" w:hAnsi="Courier New"/>
+          <w:color w:val="101010"/>
+          <w:sz w:val="20"/>
+        </w:rPr>
+        <w:t xml:space="preserve">            let key = [70u8];</w:t>
+      </w:r>
+    </w:p>
+    <w:p>
+      <w:pPr>
+        <w:spacing w:after="0" w:line="240" w:lineRule="auto"/>
+        <w:ind w:firstLine="0" w:left="283"/>
+      </w:pPr>
+      <w:r>
+        <w:rPr>
+          <w:rFonts w:ascii="Courier New" w:hAnsi="Courier New"/>
+          <w:color w:val="101010"/>
+          <w:sz w:val="20"/>
+        </w:rPr>
+        <w:t xml:space="preserve">            let enc = xor_apply(stanza.as_bytes(), &amp;key);</w:t>
+      </w:r>
+    </w:p>
+    <w:p>
+      <w:pPr>
+        <w:spacing w:after="0" w:line="240" w:lineRule="auto"/>
+        <w:ind w:firstLine="0" w:left="283"/>
+      </w:pPr>
+      <w:r>
+        <w:rPr>
+          <w:rFonts w:ascii="Courier New" w:hAnsi="Courier New"/>
+          <w:color w:val="101010"/>
+          <w:sz w:val="20"/>
+        </w:rPr>
+        <w:t xml:space="preserve">            println!("=== Пример из методички (стих А. Блока, K=70) ===");</w:t>
+      </w:r>
+    </w:p>
+    <w:p>
+      <w:pPr>
+        <w:spacing w:after="0" w:line="240" w:lineRule="auto"/>
+        <w:ind w:firstLine="0" w:left="283"/>
+      </w:pPr>
+      <w:r>
+        <w:rPr>
+          <w:rFonts w:ascii="Courier New" w:hAnsi="Courier New"/>
+          <w:color w:val="101010"/>
+          <w:sz w:val="20"/>
+        </w:rPr>
+        <w:t xml:space="preserve">            println!("Открытый текст:");</w:t>
+      </w:r>
+    </w:p>
+    <w:p>
+      <w:pPr>
+        <w:spacing w:after="0" w:line="240" w:lineRule="auto"/>
+        <w:ind w:firstLine="0" w:left="283"/>
+      </w:pPr>
+      <w:r>
+        <w:rPr>
+          <w:rFonts w:ascii="Courier New" w:hAnsi="Courier New"/>
+          <w:color w:val="101010"/>
+          <w:sz w:val="20"/>
+        </w:rPr>
+        <w:t xml:space="preserve">            println!("{stanza}");</w:t>
+      </w:r>
+    </w:p>
+    <w:p>
+      <w:pPr>
+        <w:spacing w:after="0" w:line="240" w:lineRule="auto"/>
+        <w:ind w:firstLine="0" w:left="283"/>
+      </w:pPr>
+      <w:r>
+        <w:rPr>
+          <w:rFonts w:ascii="Courier New" w:hAnsi="Courier New"/>
+          <w:color w:val="101010"/>
+          <w:sz w:val="20"/>
+        </w:rPr>
+        <w:t xml:space="preserve">            println!();</w:t>
+      </w:r>
+    </w:p>
+    <w:p>
+      <w:pPr>
+        <w:spacing w:after="0" w:line="240" w:lineRule="auto"/>
+        <w:ind w:firstLine="0" w:left="283"/>
+      </w:pPr>
+      <w:r>
+        <w:rPr>
+          <w:rFonts w:ascii="Courier New" w:hAnsi="Courier New"/>
+          <w:color w:val="101010"/>
+          <w:sz w:val="20"/>
+        </w:rPr>
+        <w:t xml:space="preserve">            println!("Шифртекст (DEC): {}", enc.output_decimal());</w:t>
+      </w:r>
+    </w:p>
+    <w:p>
+      <w:pPr>
+        <w:spacing w:after="0" w:line="240" w:lineRule="auto"/>
+        <w:ind w:firstLine="0" w:left="283"/>
+      </w:pPr>
+      <w:r>
+        <w:rPr>
+          <w:rFonts w:ascii="Courier New" w:hAnsi="Courier New"/>
+          <w:color w:val="101010"/>
+          <w:sz w:val="20"/>
+        </w:rPr>
+        <w:t xml:space="preserve">            let dec = xor_apply(&amp;enc.output, &amp;key);</w:t>
+      </w:r>
+    </w:p>
+    <w:p>
+      <w:pPr>
+        <w:spacing w:after="0" w:line="240" w:lineRule="auto"/>
+        <w:ind w:firstLine="0" w:left="283"/>
+      </w:pPr>
+      <w:r>
+        <w:rPr>
+          <w:rFonts w:ascii="Courier New" w:hAnsi="Courier New"/>
+          <w:color w:val="101010"/>
+          <w:sz w:val="20"/>
+        </w:rPr>
+        <w:t xml:space="preserve">            println!();</w:t>
+      </w:r>
+    </w:p>
+    <w:p>
+      <w:pPr>
+        <w:spacing w:after="0" w:line="240" w:lineRule="auto"/>
+        <w:ind w:firstLine="0" w:left="283"/>
+      </w:pPr>
+      <w:r>
+        <w:rPr>
+          <w:rFonts w:ascii="Courier New" w:hAnsi="Courier New"/>
+          <w:color w:val="101010"/>
+          <w:sz w:val="20"/>
+        </w:rPr>
+        <w:t xml:space="preserve">            println!(</w:t>
+      </w:r>
+    </w:p>
+    <w:p>
+      <w:pPr>
+        <w:spacing w:after="0" w:line="240" w:lineRule="auto"/>
+        <w:ind w:firstLine="0" w:left="283"/>
+      </w:pPr>
+      <w:r>
+        <w:rPr>
+          <w:rFonts w:ascii="Courier New" w:hAnsi="Courier New"/>
+          <w:color w:val="101010"/>
+          <w:sz w:val="20"/>
+        </w:rPr>
+        <w:t xml:space="preserve">                "Дешифровка применением того же ключа: {}",</w:t>
+      </w:r>
+    </w:p>
+    <w:p>
+      <w:pPr>
+        <w:spacing w:after="0" w:line="240" w:lineRule="auto"/>
+        <w:ind w:firstLine="0" w:left="283"/>
+      </w:pPr>
+      <w:r>
+        <w:rPr>
+          <w:rFonts w:ascii="Courier New" w:hAnsi="Courier New"/>
+          <w:color w:val="101010"/>
+          <w:sz w:val="20"/>
+        </w:rPr>
+        <w:t xml:space="preserve">                String::from_utf8_lossy(&amp;dec.output)</w:t>
+      </w:r>
+    </w:p>
+    <w:p>
+      <w:pPr>
+        <w:spacing w:after="0" w:line="240" w:lineRule="auto"/>
+        <w:ind w:firstLine="0" w:left="283"/>
+      </w:pPr>
+      <w:r>
+        <w:rPr>
+          <w:rFonts w:ascii="Courier New" w:hAnsi="Courier New"/>
+          <w:color w:val="101010"/>
+          <w:sz w:val="20"/>
+        </w:rPr>
+        <w:t xml:space="preserve">            );</w:t>
+      </w:r>
+    </w:p>
+    <w:p>
+      <w:pPr>
+        <w:spacing w:after="0" w:line="240" w:lineRule="auto"/>
+        <w:ind w:firstLine="0" w:left="283"/>
+      </w:pPr>
+      <w:r>
+        <w:rPr>
+          <w:rFonts w:ascii="Courier New" w:hAnsi="Courier New"/>
+          <w:color w:val="101010"/>
+          <w:sz w:val="20"/>
+        </w:rPr>
+        <w:t xml:space="preserve">            println!("Совпадает с исходным: {}", dec.output == stanza.as_bytes());</w:t>
+      </w:r>
+    </w:p>
+    <w:p>
+      <w:pPr>
+        <w:spacing w:after="0" w:line="240" w:lineRule="auto"/>
+        <w:ind w:firstLine="0" w:left="283"/>
+      </w:pPr>
+      <w:r>
+        <w:rPr>
+          <w:rFonts w:ascii="Courier New" w:hAnsi="Courier New"/>
+          <w:color w:val="101010"/>
+          <w:sz w:val="20"/>
+        </w:rPr>
+        <w:t xml:space="preserve">        }</w:t>
+      </w:r>
+    </w:p>
+    <w:p>
+      <w:pPr>
+        <w:spacing w:after="0" w:line="240" w:lineRule="auto"/>
+        <w:ind w:firstLine="0" w:left="283"/>
+      </w:pPr>
+      <w:r>
+        <w:rPr>
+          <w:rFonts w:ascii="Courier New" w:hAnsi="Courier New"/>
+          <w:color w:val="101010"/>
+          <w:sz w:val="20"/>
+        </w:rPr>
+        <w:t xml:space="preserve">    }</w:t>
+      </w:r>
+    </w:p>
+    <w:p>
+      <w:pPr>
+        <w:spacing w:after="0" w:line="240" w:lineRule="auto"/>
+        <w:ind w:firstLine="0" w:left="283"/>
+      </w:pPr>
+      <w:r>
+        <w:rPr>
+          <w:rFonts w:ascii="Courier New" w:hAnsi="Courier New"/>
+          <w:color w:val="101010"/>
+          <w:sz w:val="20"/>
+        </w:rPr>
+        <w:t xml:space="preserve">    Ok(())</w:t>
+      </w:r>
+    </w:p>
+    <w:p>
+      <w:pPr>
+        <w:spacing w:after="0" w:line="240" w:lineRule="auto"/>
+        <w:ind w:firstLine="0" w:left="283"/>
+      </w:pPr>
+      <w:r>
+        <w:rPr>
+          <w:rFonts w:ascii="Courier New" w:hAnsi="Courier New"/>
+          <w:color w:val="101010"/>
+          <w:sz w:val="20"/>
+        </w:rPr>
+        <w:t>}</w:t>
+      </w:r>
+    </w:p>
+    <w:p>
+      <w:pPr>
+        <w:spacing w:before="80" w:after="160"/>
+        <w:ind w:firstLine="0"/>
+        <w:jc w:val="center"/>
       </w:pPr>
       <w:r>
         <w:rPr>
           <w:rFonts w:ascii="Times New Roman" w:hAnsi="Times New Roman"/>
-          <w:sz w:val="28"/>
-        </w:rPr>
-        <w:t>В ходе работы реализован простейший симметричный шифр на основе побитовой операции XOR. Корректность алгоритма подтверждается тестами на инволютивность (повторное применение того же ключа возвращает исходные данные) и на эталонном примере из методички (первый байт открытого текста ‘Н’ = 205, ключ 70 → шифробайт 139). Программа продемонстрировала корректную работу как для однобайтовых ключей, так и для многобайтовых строк.</w:t>
+          <w:i/>
+          <w:sz w:val="26"/>
+        </w:rPr>
+        <w:t>Листинг 5 — CLI (src/presentation/cli.rs)</w:t>
       </w:r>
     </w:p>
     <w:sectPr>
+      <w:footerReference w:type="first" r:id="rId10"/>
       <w:pgSz w:w="12240" w:h="15840"/>
       <w:pgMar w:top="1134" w:right="850" w:bottom="1134" w:left="1701" w:header="720" w:footer="720" w:gutter="0"/>
       <w:cols w:space="720"/>
+      <w:titlePg/>
       <w:docGrid w:linePitch="360"/>
     </w:sectPr>
   </w:body>
 </w:document>
+</file>
+
+<file path=word/footer1.xml><?xml version="1.0" encoding="utf-8"?>
+<w:ftr xmlns:m="http://schemas.openxmlformats.org/officeDocument/2006/math" xmlns:mc="http://schemas.openxmlformats.org/markup-compatibility/2006" xmlns:mo="http://schemas.microsoft.com/office/mac/office/2008/main" xmlns:mv="urn:schemas-microsoft-com:mac:vml" xmlns:o="urn:schemas-microsoft-com:office:office" xmlns:r="http://schemas.openxmlformats.org/officeDocument/2006/relationships" xmlns:v="urn:schemas-microsoft-com:vml" xmlns:w10="urn:schemas-microsoft-com:office:word" xmlns:w14="http://schemas.microsoft.com/office/word/2010/wordml" xmlns:w="http://schemas.openxmlformats.org/wordprocessingml/2006/main" xmlns:wne="http://schemas.microsoft.com/office/word/2006/wordml" xmlns:wp14="http://schemas.microsoft.com/office/word/2010/wordprocessingDrawing" xmlns:wp="http://schemas.openxmlformats.org/drawingml/2006/wordprocessingDrawing" xmlns:wpc="http://schemas.microsoft.com/office/word/2010/wordprocessingCanvas" xmlns:wpg="http://schemas.microsoft.com/office/word/2010/wordprocessingGroup" xmlns:wpi="http://schemas.microsoft.com/office/word/2010/wordprocessingInk" xmlns:wps="http://schemas.microsoft.com/office/word/2010/wordprocessingShape" mc:Ignorable="w14 wp14">
+  <w:p>
+    <w:pPr>
+      <w:pStyle w:val="Footer"/>
+      <w:spacing w:line="240" w:lineRule="auto"/>
+      <w:ind w:firstLine="0"/>
+      <w:jc w:val="center"/>
+    </w:pPr>
+    <w:r>
+      <w:rPr>
+        <w:rFonts w:ascii="Times New Roman" w:hAnsi="Times New Roman"/>
+        <w:sz w:val="28"/>
+      </w:rPr>
+      <w:t>Ростов-на-Дону</w:t>
+    </w:r>
+  </w:p>
+  <w:p>
+    <w:pPr>
+      <w:spacing w:line="240" w:lineRule="auto"/>
+      <w:ind w:firstLine="0"/>
+      <w:jc w:val="center"/>
+    </w:pPr>
+    <w:r>
+      <w:rPr>
+        <w:rFonts w:ascii="Times New Roman" w:hAnsi="Times New Roman"/>
+        <w:sz w:val="28"/>
+      </w:rPr>
+      <w:t>2026</w:t>
+    </w:r>
+  </w:p>
+</w:ftr>
 </file>
 
 <file path=word/numbering.xml><?xml version="1.0" encoding="utf-8"?>
@@ -2749,7 +4619,7 @@
     <w:qFormat/>
     <w:rsid w:val="00FC693F"/>
     <w:pPr>
-      <w:spacing w:line="240" w:lineRule="auto" w:after="0"/>
+      <w:spacing w:line="360" w:lineRule="auto" w:after="0"/>
       <w:ind w:firstLine="709"/>
     </w:pPr>
     <w:rPr>

--- a/cryptographic_protocols/docs/reports/lab_05_xor/Ковалев Д.П. ВКБ43 5 лаба.docx
+++ b/cryptographic_protocols/docs/reports/lab_05_xor/Ковалев Д.П. ВКБ43 5 лаба.docx
@@ -487,7 +487,7 @@
           <w:rFonts w:ascii="Times New Roman" w:hAnsi="Times New Roman"/>
           <w:sz w:val="28"/>
         </w:rPr>
-        <w:t>Исходный текст (четверостишие А. Блока):</w:t>
+        <w:t>Исходный текст (четверостишие А. Блока, пример из методички):</w:t>
       </w:r>
     </w:p>
     <w:p>
@@ -551,19 +551,7 @@
           <w:rFonts w:ascii="Times New Roman" w:hAnsi="Times New Roman"/>
           <w:sz w:val="28"/>
         </w:rPr>
-        <w:t>Ключ: K = 70 (десятичное), что в двоичной записи 01000110.</w:t>
-      </w:r>
-    </w:p>
-    <w:p>
-      <w:pPr>
-        <w:jc w:val="both"/>
-      </w:pPr>
-      <w:r>
-        <w:rPr>
-          <w:rFonts w:ascii="Times New Roman" w:hAnsi="Times New Roman"/>
-          <w:sz w:val="28"/>
-        </w:rPr>
-        <w:t>Покажем шаги XOR-шифрования для первых 6 символов первой строки. Кодировка — Windows-1251 (1 байт на букву кириллицы):</w:t>
+        <w:t>Ключ: K = 70 (десятичное) = 01000110 (двоичное), 1 байт. Кодировка символов — Windows-1251 (1 байт на символ кириллицы), аналог таблиц ASCII из методички. Ниже приведена таблица XOR-шифрования для первой строки стиха (Таблица 3.2–3.4 методички в объединённом виде):</w:t>
       </w:r>
     </w:p>
     <w:p>
@@ -577,7 +565,7 @@
           <w:color w:val="101010"/>
           <w:sz w:val="20"/>
         </w:rPr>
-        <w:t>Ключ K = 70 = 01000110 (1 байт).</w:t>
+        <w:t>Ключ K = 70 (дес.) = 01000110 (бин.)</w:t>
       </w:r>
     </w:p>
     <w:p>
@@ -605,7 +593,7 @@
           <w:color w:val="101010"/>
           <w:sz w:val="20"/>
         </w:rPr>
-        <w:t>Шифрование c_i = p_i ⊕ K:</w:t>
+        <w:t>Сим  | Код (cp1251) |  Открытый (бин.)  | Ключ (бин.)  |  XOR (бин.)  | XOR (дес.)</w:t>
       </w:r>
     </w:p>
     <w:p>
@@ -619,7 +607,7 @@
           <w:color w:val="101010"/>
           <w:sz w:val="20"/>
         </w:rPr>
-        <w:t xml:space="preserve">  i= 0  'Н' = 205 = 11001101  ⊕  01000110  =  10001011 = 139</w:t>
+        <w:t>--------------------------------------------------------------------------------</w:t>
       </w:r>
     </w:p>
     <w:p>
@@ -633,7 +621,7 @@
           <w:color w:val="101010"/>
           <w:sz w:val="20"/>
         </w:rPr>
-        <w:t xml:space="preserve">  i= 1  'о' = 238 = 11101110  ⊕  01000110  =  10101000 = 168</w:t>
+        <w:t xml:space="preserve">  Н   |     205      |     11001101      |   01000110   |   10001011   |    139    </w:t>
       </w:r>
     </w:p>
     <w:p>
@@ -647,7 +635,7 @@
           <w:color w:val="101010"/>
           <w:sz w:val="20"/>
         </w:rPr>
-        <w:t xml:space="preserve">  i= 2  'ч' = 247 = 11110111  ⊕  01000110  =  10110001 = 177</w:t>
+        <w:t xml:space="preserve">  о   |     238      |     11101110      |   01000110   |   10101000   |    168    </w:t>
       </w:r>
     </w:p>
     <w:p>
@@ -661,7 +649,7 @@
           <w:color w:val="101010"/>
           <w:sz w:val="20"/>
         </w:rPr>
-        <w:t xml:space="preserve">  i= 3  'ь' = 252 = 11111100  ⊕  01000110  =  10111010 = 186</w:t>
+        <w:t xml:space="preserve">  ч   |     247      |     11110111      |   01000110   |   10110001   |    177    </w:t>
       </w:r>
     </w:p>
     <w:p>
@@ -675,7 +663,7 @@
           <w:color w:val="101010"/>
           <w:sz w:val="20"/>
         </w:rPr>
-        <w:t xml:space="preserve">  i= 4  ',' =  44 = 00101100  ⊕  01000110  =  01101010 = 106</w:t>
+        <w:t xml:space="preserve">  ь   |     252      |     11111100      |   01000110   |   10111010   |    186    </w:t>
       </w:r>
     </w:p>
     <w:p>
@@ -689,7 +677,344 @@
           <w:color w:val="101010"/>
           <w:sz w:val="20"/>
         </w:rPr>
-        <w:t xml:space="preserve">  i= 5  ' ' =  32 = 00100000  ⊕  01000110  =  01100110 = 102</w:t>
+        <w:t xml:space="preserve">  ,   |      44      |     00101100      |   01000110   |   01101010   |    106    </w:t>
+      </w:r>
+    </w:p>
+    <w:p>
+      <w:pPr>
+        <w:spacing w:after="0" w:line="240" w:lineRule="auto"/>
+        <w:ind w:firstLine="0" w:left="283"/>
+      </w:pPr>
+      <w:r>
+        <w:rPr>
+          <w:rFonts w:ascii="Courier New" w:hAnsi="Courier New"/>
+          <w:color w:val="101010"/>
+          <w:sz w:val="20"/>
+        </w:rPr>
+        <w:t xml:space="preserve">      |      32      |     00100000      |   01000110   |   01100110   |    102    </w:t>
+      </w:r>
+    </w:p>
+    <w:p>
+      <w:pPr>
+        <w:spacing w:after="0" w:line="240" w:lineRule="auto"/>
+        <w:ind w:firstLine="0" w:left="283"/>
+      </w:pPr>
+      <w:r>
+        <w:rPr>
+          <w:rFonts w:ascii="Courier New" w:hAnsi="Courier New"/>
+          <w:color w:val="101010"/>
+          <w:sz w:val="20"/>
+        </w:rPr>
+        <w:t xml:space="preserve">  у   |     243      |     11110011      |   01000110   |   10110101   |    181    </w:t>
+      </w:r>
+    </w:p>
+    <w:p>
+      <w:pPr>
+        <w:spacing w:after="0" w:line="240" w:lineRule="auto"/>
+        <w:ind w:firstLine="0" w:left="283"/>
+      </w:pPr>
+      <w:r>
+        <w:rPr>
+          <w:rFonts w:ascii="Courier New" w:hAnsi="Courier New"/>
+          <w:color w:val="101010"/>
+          <w:sz w:val="20"/>
+        </w:rPr>
+        <w:t xml:space="preserve">  л   |     235      |     11101011      |   01000110   |   10101101   |    173    </w:t>
+      </w:r>
+    </w:p>
+    <w:p>
+      <w:pPr>
+        <w:spacing w:after="0" w:line="240" w:lineRule="auto"/>
+        <w:ind w:firstLine="0" w:left="283"/>
+      </w:pPr>
+      <w:r>
+        <w:rPr>
+          <w:rFonts w:ascii="Courier New" w:hAnsi="Courier New"/>
+          <w:color w:val="101010"/>
+          <w:sz w:val="20"/>
+        </w:rPr>
+        <w:t xml:space="preserve">  и   |     232      |     11101000      |   01000110   |   10101110   |    174    </w:t>
+      </w:r>
+    </w:p>
+    <w:p>
+      <w:pPr>
+        <w:spacing w:after="0" w:line="240" w:lineRule="auto"/>
+        <w:ind w:firstLine="0" w:left="283"/>
+      </w:pPr>
+      <w:r>
+        <w:rPr>
+          <w:rFonts w:ascii="Courier New" w:hAnsi="Courier New"/>
+          <w:color w:val="101010"/>
+          <w:sz w:val="20"/>
+        </w:rPr>
+        <w:t xml:space="preserve">  ц   |     246      |     11110110      |   01000110   |   10110000   |    176    </w:t>
+      </w:r>
+    </w:p>
+    <w:p>
+      <w:pPr>
+        <w:spacing w:after="0" w:line="240" w:lineRule="auto"/>
+        <w:ind w:firstLine="0" w:left="283"/>
+      </w:pPr>
+      <w:r>
+        <w:rPr>
+          <w:rFonts w:ascii="Courier New" w:hAnsi="Courier New"/>
+          <w:color w:val="101010"/>
+          <w:sz w:val="20"/>
+        </w:rPr>
+        <w:t xml:space="preserve">  а   |     224      |     11100000      |   01000110   |   10100110   |    166    </w:t>
+      </w:r>
+    </w:p>
+    <w:p>
+      <w:pPr>
+        <w:spacing w:after="0" w:line="240" w:lineRule="auto"/>
+        <w:ind w:firstLine="0" w:left="283"/>
+      </w:pPr>
+      <w:r>
+        <w:rPr>
+          <w:rFonts w:ascii="Courier New" w:hAnsi="Courier New"/>
+          <w:color w:val="101010"/>
+          <w:sz w:val="20"/>
+        </w:rPr>
+        <w:t xml:space="preserve">  ,   |      44      |     00101100      |   01000110   |   01101010   |    106    </w:t>
+      </w:r>
+    </w:p>
+    <w:p>
+      <w:pPr>
+        <w:spacing w:after="0" w:line="240" w:lineRule="auto"/>
+        <w:ind w:firstLine="0" w:left="283"/>
+      </w:pPr>
+      <w:r>
+        <w:rPr>
+          <w:rFonts w:ascii="Courier New" w:hAnsi="Courier New"/>
+          <w:color w:val="101010"/>
+          <w:sz w:val="20"/>
+        </w:rPr>
+        <w:t xml:space="preserve">      |      32      |     00100000      |   01000110   |   01100110   |    102    </w:t>
+      </w:r>
+    </w:p>
+    <w:p>
+      <w:pPr>
+        <w:spacing w:after="0" w:line="240" w:lineRule="auto"/>
+        <w:ind w:firstLine="0" w:left="283"/>
+      </w:pPr>
+      <w:r>
+        <w:rPr>
+          <w:rFonts w:ascii="Courier New" w:hAnsi="Courier New"/>
+          <w:color w:val="101010"/>
+          <w:sz w:val="20"/>
+        </w:rPr>
+        <w:t xml:space="preserve">  ф   |     244      |     11110100      |   01000110   |   10110010   |    178    </w:t>
+      </w:r>
+    </w:p>
+    <w:p>
+      <w:pPr>
+        <w:spacing w:after="0" w:line="240" w:lineRule="auto"/>
+        <w:ind w:firstLine="0" w:left="283"/>
+      </w:pPr>
+      <w:r>
+        <w:rPr>
+          <w:rFonts w:ascii="Courier New" w:hAnsi="Courier New"/>
+          <w:color w:val="101010"/>
+          <w:sz w:val="20"/>
+        </w:rPr>
+        <w:t xml:space="preserve">  о   |     238      |     11101110      |   01000110   |   10101000   |    168    </w:t>
+      </w:r>
+    </w:p>
+    <w:p>
+      <w:pPr>
+        <w:spacing w:after="0" w:line="240" w:lineRule="auto"/>
+        <w:ind w:firstLine="0" w:left="283"/>
+      </w:pPr>
+      <w:r>
+        <w:rPr>
+          <w:rFonts w:ascii="Courier New" w:hAnsi="Courier New"/>
+          <w:color w:val="101010"/>
+          <w:sz w:val="20"/>
+        </w:rPr>
+        <w:t xml:space="preserve">  н   |     237      |     11101101      |   01000110   |   10101011   |    171    </w:t>
+      </w:r>
+    </w:p>
+    <w:p>
+      <w:pPr>
+        <w:spacing w:after="0" w:line="240" w:lineRule="auto"/>
+        <w:ind w:firstLine="0" w:left="283"/>
+      </w:pPr>
+      <w:r>
+        <w:rPr>
+          <w:rFonts w:ascii="Courier New" w:hAnsi="Courier New"/>
+          <w:color w:val="101010"/>
+          <w:sz w:val="20"/>
+        </w:rPr>
+        <w:t xml:space="preserve">  а   |     224      |     11100000      |   01000110   |   10100110   |    166    </w:t>
+      </w:r>
+    </w:p>
+    <w:p>
+      <w:pPr>
+        <w:spacing w:after="0" w:line="240" w:lineRule="auto"/>
+        <w:ind w:firstLine="0" w:left="283"/>
+      </w:pPr>
+      <w:r>
+        <w:rPr>
+          <w:rFonts w:ascii="Courier New" w:hAnsi="Courier New"/>
+          <w:color w:val="101010"/>
+          <w:sz w:val="20"/>
+        </w:rPr>
+        <w:t xml:space="preserve">  р   |     240      |     11110000      |   01000110   |   10110110   |    182    </w:t>
+      </w:r>
+    </w:p>
+    <w:p>
+      <w:pPr>
+        <w:spacing w:after="0" w:line="240" w:lineRule="auto"/>
+        <w:ind w:firstLine="0" w:left="283"/>
+      </w:pPr>
+      <w:r>
+        <w:rPr>
+          <w:rFonts w:ascii="Courier New" w:hAnsi="Courier New"/>
+          <w:color w:val="101010"/>
+          <w:sz w:val="20"/>
+        </w:rPr>
+        <w:t xml:space="preserve">  ь   |     252      |     11111100      |   01000110   |   10111010   |    186    </w:t>
+      </w:r>
+    </w:p>
+    <w:p>
+      <w:pPr>
+        <w:spacing w:after="0" w:line="240" w:lineRule="auto"/>
+        <w:ind w:firstLine="0" w:left="283"/>
+      </w:pPr>
+      <w:r>
+        <w:rPr>
+          <w:rFonts w:ascii="Courier New" w:hAnsi="Courier New"/>
+          <w:color w:val="101010"/>
+          <w:sz w:val="20"/>
+        </w:rPr>
+        <w:t xml:space="preserve">  ,   |      44      |     00101100      |   01000110   |   01101010   |    106    </w:t>
+      </w:r>
+    </w:p>
+    <w:p>
+      <w:pPr>
+        <w:spacing w:after="0" w:line="240" w:lineRule="auto"/>
+        <w:ind w:firstLine="0" w:left="283"/>
+      </w:pPr>
+      <w:r>
+        <w:rPr>
+          <w:rFonts w:ascii="Courier New" w:hAnsi="Courier New"/>
+          <w:color w:val="101010"/>
+          <w:sz w:val="20"/>
+        </w:rPr>
+        <w:t xml:space="preserve">      |      32      |     00100000      |   01000110   |   01100110   |    102    </w:t>
+      </w:r>
+    </w:p>
+    <w:p>
+      <w:pPr>
+        <w:spacing w:after="0" w:line="240" w:lineRule="auto"/>
+        <w:ind w:firstLine="0" w:left="283"/>
+      </w:pPr>
+      <w:r>
+        <w:rPr>
+          <w:rFonts w:ascii="Courier New" w:hAnsi="Courier New"/>
+          <w:color w:val="101010"/>
+          <w:sz w:val="20"/>
+        </w:rPr>
+        <w:t xml:space="preserve">  а   |     224      |     11100000      |   01000110   |   10100110   |    166    </w:t>
+      </w:r>
+    </w:p>
+    <w:p>
+      <w:pPr>
+        <w:spacing w:after="0" w:line="240" w:lineRule="auto"/>
+        <w:ind w:firstLine="0" w:left="283"/>
+      </w:pPr>
+      <w:r>
+        <w:rPr>
+          <w:rFonts w:ascii="Courier New" w:hAnsi="Courier New"/>
+          <w:color w:val="101010"/>
+          <w:sz w:val="20"/>
+        </w:rPr>
+        <w:t xml:space="preserve">  п   |     239      |     11101111      |   01000110   |   10101001   |    169    </w:t>
+      </w:r>
+    </w:p>
+    <w:p>
+      <w:pPr>
+        <w:spacing w:after="0" w:line="240" w:lineRule="auto"/>
+        <w:ind w:firstLine="0" w:left="283"/>
+      </w:pPr>
+      <w:r>
+        <w:rPr>
+          <w:rFonts w:ascii="Courier New" w:hAnsi="Courier New"/>
+          <w:color w:val="101010"/>
+          <w:sz w:val="20"/>
+        </w:rPr>
+        <w:t xml:space="preserve">  т   |     242      |     11110010      |   01000110   |   10110100   |    180    </w:t>
+      </w:r>
+    </w:p>
+    <w:p>
+      <w:pPr>
+        <w:spacing w:after="0" w:line="240" w:lineRule="auto"/>
+        <w:ind w:firstLine="0" w:left="283"/>
+      </w:pPr>
+      <w:r>
+        <w:rPr>
+          <w:rFonts w:ascii="Courier New" w:hAnsi="Courier New"/>
+          <w:color w:val="101010"/>
+          <w:sz w:val="20"/>
+        </w:rPr>
+        <w:t xml:space="preserve">  е   |     229      |     11100101      |   01000110   |   10100011   |    163    </w:t>
+      </w:r>
+    </w:p>
+    <w:p>
+      <w:pPr>
+        <w:spacing w:after="0" w:line="240" w:lineRule="auto"/>
+        <w:ind w:firstLine="0" w:left="283"/>
+      </w:pPr>
+      <w:r>
+        <w:rPr>
+          <w:rFonts w:ascii="Courier New" w:hAnsi="Courier New"/>
+          <w:color w:val="101010"/>
+          <w:sz w:val="20"/>
+        </w:rPr>
+        <w:t xml:space="preserve">  к   |     234      |     11101010      |   01000110   |   10101100   |    172    </w:t>
+      </w:r>
+    </w:p>
+    <w:p>
+      <w:pPr>
+        <w:spacing w:after="0" w:line="240" w:lineRule="auto"/>
+        <w:ind w:firstLine="0" w:left="283"/>
+      </w:pPr>
+      <w:r>
+        <w:rPr>
+          <w:rFonts w:ascii="Courier New" w:hAnsi="Courier New"/>
+          <w:color w:val="101010"/>
+          <w:sz w:val="20"/>
+        </w:rPr>
+        <w:t xml:space="preserve">  а   |     224      |     11100000      |   01000110   |   10100110   |    166    </w:t>
+      </w:r>
+    </w:p>
+    <w:p>
+      <w:pPr>
+        <w:spacing w:after="0" w:line="240" w:lineRule="auto"/>
+        <w:ind w:firstLine="0" w:left="283"/>
+      </w:pPr>
+      <w:r>
+        <w:rPr>
+          <w:rFonts w:ascii="Courier New" w:hAnsi="Courier New"/>
+          <w:color w:val="101010"/>
+          <w:sz w:val="20"/>
+        </w:rPr>
+        <w:t xml:space="preserve">  ,   |      44      |     00101100      |   01000110   |   01101010   |    106    </w:t>
+      </w:r>
+    </w:p>
+    <w:p>
+      <w:pPr>
+        <w:spacing w:before="80" w:after="160"/>
+        <w:ind w:firstLine="0"/>
+        <w:jc w:val="center"/>
+      </w:pPr>
+      <w:r>
+        <w:rPr>
+          <w:rFonts w:ascii="Times New Roman" w:hAnsi="Times New Roman"/>
+          <w:i/>
+          <w:sz w:val="26"/>
+        </w:rPr>
+        <w:t>Таблица 1 — пошаговое XOR-шифрование первой строки (KEY=70)</w:t>
       </w:r>
     </w:p>
     <w:p>

--- a/cryptographic_protocols/docs/reports/lab_05_xor/Ковалев Д.П. ВКБ43 5 лаба.docx
+++ b/cryptographic_protocols/docs/reports/lab_05_xor/Ковалев Д.П. ВКБ43 5 лаба.docx
@@ -289,7 +289,7 @@
           <w:rFonts w:ascii="Times New Roman" w:hAnsi="Times New Roman"/>
           <w:b w:val="0"/>
         </w:rPr>
-        <w:t>Проверила:</w:t>
+        <w:t>Проверил:</w:t>
       </w:r>
     </w:p>
     <w:p>
@@ -303,7 +303,7 @@
           <w:rFonts w:ascii="Times New Roman" w:hAnsi="Times New Roman"/>
           <w:b w:val="0"/>
         </w:rPr>
-        <w:t>Дубровина А.С.</w:t>
+        <w:t>Драпей Ярослав Русланович</w:t>
       </w:r>
     </w:p>
     <w:p>
